--- a/manuscript/manuscript_EN.docx
+++ b/manuscript/manuscript_EN.docx
@@ -111,31 +111,7 @@
         <w:t>Results.</w:t>
       </w:r>
       <w:r>
-        <w:t xml:space="preserve"> Late fusion by rank averaging of unimodal model predictions achieved the highest discrimination (AUC 0.772) and was the only model to exceed all others after Holm correction, including both early-fusion architectures and the best unimodal variant. We show analytically, and confirm numerically, that the attention direction in which the image acts as query and the clinical vector as key and value is degenerate: with a single-element key, the </w:t>
-      </w:r>
-      <w:proofErr w:type="spellStart"/>
-      <w:r>
-        <w:t>softmax</w:t>
-      </w:r>
-      <w:proofErr w:type="spellEnd"/>
-      <w:r>
-        <w:t xml:space="preserve"> evaluates identically to 1, so the module output is bitwise identical for arbitrarily different images. Image reliance rose monotonically from the unidirectional cross-attention variant (</w:t>
-      </w:r>
-      <w:proofErr w:type="spellStart"/>
-      <w:r>
-        <w:t>rely_img</w:t>
-      </w:r>
-      <w:proofErr w:type="spellEnd"/>
-      <w:r>
-        <w:t xml:space="preserve"> = +0.006) to plain concatenation (+0.018); the only comparison of this measure surviving Holm correction was concatenation versus the unidirectional variant (</w:t>
-      </w:r>
-      <w:proofErr w:type="spellStart"/>
-      <w:r>
-        <w:t>p_Holm</w:t>
-      </w:r>
-      <w:proofErr w:type="spellEnd"/>
-      <w:r>
-        <w:t xml:space="preserve"> = 0.025). A capacity-matched control arm showed no difference (narrow vs wide concatenation: ΔAUC = 0.001; p = 0.50). At the level of discrimination, none of 15 pairwise comparisons survived correction for multiple testing. Variance decomposition of AUC attributed 86.2% of variability to data splitting, 11.5% to weight initialisation and 2.3% to architecture; initialisation variance exceeded architectural variance 5.1-fold.</w:t>
+        <w:t xml:space="preserve"> Late fusion by rank averaging of unimodal model predictions achieved the highest discrimination (AUC 0.772) and was the only model to exceed all others after Holm correction, including both early-fusion architectures and the best unimodal variant. We show analytically, and confirm numerically, that the attention direction in which the image acts as query and the clinical vector as key and value is degenerate: with a single-element key, the softmax evaluates identically to 1, so the module output is bitwise identical for arbitrarily different images. Image reliance rose monotonically from the unidirectional cross-attention variant (rely_img = +0.006) to plain concatenation (+0.018); the only comparison of this measure surviving Holm correction was concatenation versus the unidirectional variant (p_Holm = 0.025). A capacity-matched control arm showed no difference (narrow vs wide concatenation: ΔAUC = 0.001; p = 0.50). At the level of discrimination, none of 15 pairwise comparisons survived correction for multiple testing. Variance decomposition of AUC attributed 86.2% of variability to data splitting, 11.5% to weight initialisation and 2.3% to architecture; initialisation variance exceeded architectural variance 5.1-fold.</w:t>
       </w:r>
     </w:p>
     <w:p>
@@ -283,7 +259,19 @@
         <w:t>Interventional measurement.</w:t>
       </w:r>
       <w:r>
-        <w:t xml:space="preserve"> By selectively removing architectural components we show that image signal reaches the classifier exclusively through a residual pathway equivalent to concatenation.</w:t>
+        <w:t xml:space="preserve"> </w:t>
+      </w:r>
+      <w:r>
+        <w:t xml:space="preserve">By selectively removing architectural components we show that image signal reaches the classifier </w:t>
+      </w:r>
+      <w:r>
+        <w:rPr>
+          <w:rStyle w:val="Pogrubienie"/>
+        </w:rPr>
+        <w:t>predominantly</w:t>
+      </w:r>
+      <w:r>
+        <w:t xml:space="preserve"> through a residual pathway equivalent to concatenation, while the contribution of the attention mechanism itself is small.</w:t>
       </w:r>
     </w:p>
     <w:p>
@@ -377,120 +365,92 @@
         <w:pStyle w:val="Tekstpodstawowy"/>
       </w:pPr>
       <w:r>
-        <w:t xml:space="preserve">Slides in </w:t>
-      </w:r>
-      <w:proofErr w:type="spellStart"/>
-      <w:r>
-        <w:t>Aperio</w:t>
-      </w:r>
-      <w:proofErr w:type="spellEnd"/>
-      <w:r>
-        <w:t xml:space="preserve"> </w:t>
+        <w:t xml:space="preserve">Slides in Aperio </w:t>
       </w:r>
       <w:r>
         <w:rPr>
           <w:rFonts w:ascii="Liberation Mono" w:hAnsi="Liberation Mono"/>
         </w:rPr>
-        <w:t>.</w:t>
-      </w:r>
-      <w:proofErr w:type="spellStart"/>
+        <w:t>.svs</w:t>
+      </w:r>
+      <w:r>
+        <w:t xml:space="preserve"> format were available for 298 patients (335 files). The TCGA barcode encodes, in the positions following the patient identifier, the sample type (01 — primary tumour, 06 — metastasis, 11 — normal tissue) and the slide type (DX — diagnostic FFPE; TS/BS/MS — frozen section). Verification of these fields revealed that 52 slides (12.5% of patches) depicted </w:t>
+      </w:r>
+      <w:r>
+        <w:rPr>
+          <w:b/>
+        </w:rPr>
+        <w:t>normal tissue</w:t>
+      </w:r>
+      <w:r>
+        <w:t xml:space="preserve"> and one a metastasis; for 25 patients only normal-tissue material was available, which would mean assigning the tumour's receptor label to images containing no tumour. Normal-tissue and metastatic slides were excluded; frozen sections were retained and noted as a limitation (Section 5). An integrity check — comparing the patient identifier parsed from each </w:t>
+      </w:r>
       <w:r>
         <w:rPr>
           <w:rFonts w:ascii="Liberation Mono" w:hAnsi="Liberation Mono"/>
         </w:rPr>
-        <w:t>svs</w:t>
-      </w:r>
-      <w:proofErr w:type="spellEnd"/>
-      <w:r>
-        <w:t xml:space="preserve"> format were available for 298 patients (335 files). The TCGA barcode encodes, in the positions following the patient identifier, the sample type (01 — primary tumour, 06 — metastasis, 11 — normal tissue) and the slide type (DX — diagnostic FFPE; TS/BS/MS — frozen section). Verification of these fields revealed that 52 slides (12.5% of patches) depicted </w:t>
-      </w:r>
-      <w:r>
-        <w:rPr>
-          <w:b/>
-        </w:rPr>
-        <w:t>normal tissue</w:t>
-      </w:r>
-      <w:r>
-        <w:t xml:space="preserve"> and one a metastasis; for 25 patients only normal-tissue material was available, which would mean assigning the tumour's receptor label to images containing no tumour. Normal-tissue and metastatic slides were excluded; frozen sections were retained and noted as a limitation (Section 5). An integrity check — comparing the patient identifier parsed from each </w:t>
+        <w:t>.svs</w:t>
+      </w:r>
+      <w:r>
+        <w:t xml:space="preserve"> filename with the mapping-table assignment — found no mismatch (0 of 27,573 patches).</w:t>
+      </w:r>
+    </w:p>
+    <w:p>
+      <w:pPr>
+        <w:pStyle w:val="Tekstpodstawowy"/>
+      </w:pPr>
+      <w:r>
+        <w:t xml:space="preserve">After material filtering and exclusion of cases with indeterminate receptor status (Section 2.2), the analytic cohort comprised </w:t>
+      </w:r>
+      <w:r>
+        <w:rPr>
+          <w:b/>
+        </w:rPr>
+        <w:t>229 patients</w:t>
+      </w:r>
+      <w:r>
+        <w:t xml:space="preserve"> (186 HR+, 43 HR−) from </w:t>
+      </w:r>
+      <w:r>
+        <w:rPr>
+          <w:b/>
+        </w:rPr>
+        <w:t>33 tissue source sites</w:t>
+      </w:r>
+      <w:r>
+        <w:t>; all patches derived from primary tumour (11,650 from FFPE slides, 15,923 from frozen sections).</w:t>
+      </w:r>
+    </w:p>
+    <w:p>
+      <w:pPr>
+        <w:pStyle w:val="Nagwek3"/>
+      </w:pPr>
+      <w:r>
+        <w:t>2.2. Label definition and HER2 adjudication</w:t>
+      </w:r>
+    </w:p>
+    <w:p>
+      <w:pPr>
+        <w:pStyle w:val="Tekstpodstawowy"/>
+      </w:pPr>
+      <w:r>
+        <w:t xml:space="preserve">Subtype was assigned by the St. Gallen consensus rule. ER and PR status were read from </w:t>
       </w:r>
       <w:r>
         <w:rPr>
           <w:rFonts w:ascii="Liberation Mono" w:hAnsi="Liberation Mono"/>
         </w:rPr>
-        <w:t>.</w:t>
-      </w:r>
-      <w:proofErr w:type="spellStart"/>
+        <w:t>er_status_by_ihc</w:t>
+      </w:r>
+      <w:r>
+        <w:t xml:space="preserve"> and </w:t>
+      </w:r>
       <w:r>
         <w:rPr>
           <w:rFonts w:ascii="Liberation Mono" w:hAnsi="Liberation Mono"/>
         </w:rPr>
-        <w:t>svs</w:t>
-      </w:r>
-      <w:proofErr w:type="spellEnd"/>
-      <w:r>
-        <w:t xml:space="preserve"> filename with the mapping-table assignment — found no mismatch (0 of 27,573 patches).</w:t>
-      </w:r>
-    </w:p>
-    <w:p>
-      <w:pPr>
-        <w:pStyle w:val="Tekstpodstawowy"/>
-      </w:pPr>
-      <w:r>
-        <w:t xml:space="preserve">After material filtering and exclusion of cases with indeterminate receptor status (Section 2.2), the analytic cohort comprised </w:t>
-      </w:r>
-      <w:r>
-        <w:rPr>
-          <w:b/>
-        </w:rPr>
-        <w:t>229 patients</w:t>
-      </w:r>
-      <w:r>
-        <w:t xml:space="preserve"> (186 HR+, 43 HR−) from </w:t>
-      </w:r>
-      <w:r>
-        <w:rPr>
-          <w:b/>
-        </w:rPr>
-        <w:t>33 tissue source sites</w:t>
-      </w:r>
-      <w:r>
-        <w:t>; all patches derived from primary tumour (11,650 from FFPE slides, 15,923 from frozen sections).</w:t>
-      </w:r>
-    </w:p>
-    <w:p>
-      <w:pPr>
-        <w:pStyle w:val="Nagwek3"/>
-      </w:pPr>
-      <w:r>
-        <w:t>2.2. Label definition and HER2 adjudication</w:t>
-      </w:r>
-    </w:p>
-    <w:p>
-      <w:pPr>
-        <w:pStyle w:val="Tekstpodstawowy"/>
-      </w:pPr>
-      <w:r>
-        <w:t xml:space="preserve">Subtype was assigned by the St. Gallen consensus rule. ER and PR status were read from </w:t>
-      </w:r>
-      <w:proofErr w:type="spellStart"/>
-      <w:r>
-        <w:rPr>
-          <w:rFonts w:ascii="Liberation Mono" w:hAnsi="Liberation Mono"/>
-        </w:rPr>
-        <w:t>er_status_by_ihc</w:t>
-      </w:r>
-      <w:proofErr w:type="spellEnd"/>
-      <w:r>
-        <w:t xml:space="preserve"> and </w:t>
-      </w:r>
-      <w:proofErr w:type="spellStart"/>
-      <w:r>
-        <w:rPr>
-          <w:rFonts w:ascii="Liberation Mono" w:hAnsi="Liberation Mono"/>
-        </w:rPr>
         <w:t>pr_status_by_ihc</w:t>
       </w:r>
-      <w:proofErr w:type="spellEnd"/>
       <w:r>
         <w:t>.</w:t>
       </w:r>
@@ -647,36 +607,30 @@
       <w:r>
         <w:t xml:space="preserve"> (</w:t>
       </w:r>
-      <w:proofErr w:type="spellStart"/>
       <w:r>
         <w:rPr>
           <w:rFonts w:ascii="Liberation Mono" w:hAnsi="Liberation Mono"/>
         </w:rPr>
         <w:t>vital_status</w:t>
       </w:r>
-      <w:proofErr w:type="spellEnd"/>
       <w:r>
         <w:t xml:space="preserve">, </w:t>
       </w:r>
-      <w:proofErr w:type="spellStart"/>
       <w:r>
         <w:rPr>
           <w:rFonts w:ascii="Liberation Mono" w:hAnsi="Liberation Mono"/>
         </w:rPr>
         <w:t>days_to_death</w:t>
       </w:r>
-      <w:proofErr w:type="spellEnd"/>
       <w:r>
         <w:t xml:space="preserve">, </w:t>
       </w:r>
-      <w:proofErr w:type="spellStart"/>
       <w:r>
         <w:rPr>
           <w:rFonts w:ascii="Liberation Mono" w:hAnsi="Liberation Mono"/>
         </w:rPr>
         <w:t>last_contact_days_to</w:t>
       </w:r>
-      <w:proofErr w:type="spellEnd"/>
       <w:r>
         <w:t>) — these are events occurring after the time point to which the prediction refers.</w:t>
       </w:r>
@@ -952,14 +906,12 @@
             <w:pPr>
               <w:pStyle w:val="TableContents"/>
             </w:pPr>
-            <w:proofErr w:type="spellStart"/>
             <w:r>
               <w:rPr>
                 <w:rFonts w:ascii="Liberation Mono" w:hAnsi="Liberation Mono"/>
               </w:rPr>
               <w:t>img</w:t>
             </w:r>
-            <w:proofErr w:type="spellEnd"/>
           </w:p>
         </w:tc>
         <w:tc>
@@ -1011,14 +963,12 @@
             <w:pPr>
               <w:pStyle w:val="TableContents"/>
             </w:pPr>
-            <w:proofErr w:type="spellStart"/>
             <w:r>
               <w:rPr>
                 <w:rFonts w:ascii="Liberation Mono" w:hAnsi="Liberation Mono"/>
               </w:rPr>
               <w:t>concat</w:t>
             </w:r>
-            <w:proofErr w:type="spellEnd"/>
           </w:p>
         </w:tc>
         <w:tc>
@@ -1070,14 +1020,12 @@
             <w:pPr>
               <w:pStyle w:val="TableContents"/>
             </w:pPr>
-            <w:proofErr w:type="spellStart"/>
             <w:r>
               <w:rPr>
                 <w:rFonts w:ascii="Liberation Mono" w:hAnsi="Liberation Mono"/>
               </w:rPr>
               <w:t>concat_wide</w:t>
             </w:r>
-            <w:proofErr w:type="spellEnd"/>
           </w:p>
         </w:tc>
         <w:tc>
@@ -1300,25 +1248,21 @@
       <w:r>
         <w:t xml:space="preserve">Each block contains standard transformer components: </w:t>
       </w:r>
-      <w:proofErr w:type="spellStart"/>
       <w:r>
         <w:rPr>
           <w:rFonts w:ascii="Liberation Mono" w:hAnsi="Liberation Mono"/>
         </w:rPr>
         <w:t>LayerNorm</w:t>
       </w:r>
-      <w:proofErr w:type="spellEnd"/>
       <w:r>
         <w:t xml:space="preserve"> with a residual connection after attention, a feed-forward expansion network, and a second </w:t>
       </w:r>
-      <w:proofErr w:type="spellStart"/>
       <w:r>
         <w:rPr>
           <w:rFonts w:ascii="Liberation Mono" w:hAnsi="Liberation Mono"/>
         </w:rPr>
         <w:t>LayerNorm</w:t>
       </w:r>
-      <w:proofErr w:type="spellEnd"/>
       <w:r>
         <w:t xml:space="preserve"> with a residual connection. Outputs of both directions are mean-pooled over the sequence dimension and concatenated.</w:t>
       </w:r>
@@ -1403,24 +1347,12 @@
         <w:shd w:val="clear" w:color="auto" w:fill="E1E1E1"/>
         <w:spacing w:after="283"/>
       </w:pPr>
-      <w:proofErr w:type="spellStart"/>
-      <w:r>
-        <w:t>rely_img</w:t>
-      </w:r>
-      <w:proofErr w:type="spellEnd"/>
-      <w:r>
-        <w:t xml:space="preserve"> = AUC − AUC(image permuted)</w:t>
+      <w:r>
+        <w:t>rely_img = AUC − AUC(image permuted)</w:t>
       </w:r>
       <w:r>
         <w:br/>
-      </w:r>
-      <w:proofErr w:type="spellStart"/>
-      <w:r>
-        <w:t>rely_tab</w:t>
-      </w:r>
-      <w:proofErr w:type="spellEnd"/>
-      <w:r>
-        <w:t xml:space="preserve"> = AUC − AUC(clinical permuted)</w:t>
+        <w:t>rely_tab = AUC − AUC(clinical permuted)</w:t>
       </w:r>
     </w:p>
     <w:p>
@@ -1564,14 +1496,12 @@
       <w:r>
         <w:t xml:space="preserve"> (</w:t>
       </w:r>
-      <w:proofErr w:type="spellStart"/>
       <w:r>
         <w:rPr>
           <w:rFonts w:ascii="Liberation Mono" w:hAnsi="Liberation Mono"/>
         </w:rPr>
         <w:t>enable_op_determinism</w:t>
       </w:r>
-      <w:proofErr w:type="spellEnd"/>
       <w:r>
         <w:t>, single-threaded execution), verified by comparing two independent runs — results were bitwise identical.</w:t>
       </w:r>
@@ -1592,25 +1522,21 @@
       <w:r>
         <w:t xml:space="preserve"> split using </w:t>
       </w:r>
-      <w:proofErr w:type="spellStart"/>
       <w:r>
         <w:rPr>
           <w:rFonts w:ascii="Liberation Mono" w:hAnsi="Liberation Mono"/>
         </w:rPr>
         <w:t>StratifiedGroupKFold</w:t>
       </w:r>
-      <w:proofErr w:type="spellEnd"/>
       <w:r>
         <w:t xml:space="preserve">. Plain </w:t>
       </w:r>
-      <w:proofErr w:type="spellStart"/>
       <w:r>
         <w:rPr>
           <w:rFonts w:ascii="Liberation Mono" w:hAnsi="Liberation Mono"/>
         </w:rPr>
         <w:t>GroupKFold</w:t>
       </w:r>
-      <w:proofErr w:type="spellEnd"/>
       <w:r>
         <w:t xml:space="preserve"> was rejected because, given the highly uneven site distribution, it produced a fold consisting of a single hospital with a 45:6 class ratio.</w:t>
       </w:r>
@@ -1684,29 +1610,16 @@
         <w:shd w:val="clear" w:color="auto" w:fill="E1E1E1"/>
         <w:spacing w:after="283"/>
       </w:pPr>
-      <w:proofErr w:type="spellStart"/>
-      <w:r>
-        <w:t>softmax</w:t>
-      </w:r>
-      <w:proofErr w:type="spellEnd"/>
-      <w:r>
-        <w:t>(QKᵀ/√d) · V,   where K, V ∈ ℝ^(1×d)</w:t>
-      </w:r>
-    </w:p>
-    <w:p>
-      <w:pPr>
-        <w:pStyle w:val="Tekstpodstawowy"/>
-      </w:pPr>
-      <w:r>
-        <w:t xml:space="preserve">The </w:t>
-      </w:r>
-      <w:proofErr w:type="spellStart"/>
-      <w:r>
-        <w:t>softmax</w:t>
-      </w:r>
-      <w:proofErr w:type="spellEnd"/>
-      <w:r>
-        <w:t xml:space="preserve"> over one element evaluates identically to 1, so the output equals V exactly — </w:t>
+      <w:r>
+        <w:t>softmax(QKᵀ/√d) · V,   where K, V ∈ ℝ^(1×d)</w:t>
+      </w:r>
+    </w:p>
+    <w:p>
+      <w:pPr>
+        <w:pStyle w:val="Tekstpodstawowy"/>
+      </w:pPr>
+      <w:r>
+        <w:t xml:space="preserve">The softmax over one element evaluates identically to 1, so the output equals V exactly — </w:t>
       </w:r>
       <w:r>
         <w:rPr>
@@ -2053,14 +1966,12 @@
             <w:pPr>
               <w:pStyle w:val="TableContents"/>
             </w:pPr>
-            <w:proofErr w:type="spellStart"/>
             <w:r>
               <w:rPr>
                 <w:rFonts w:ascii="Liberation Mono" w:hAnsi="Liberation Mono"/>
               </w:rPr>
               <w:t>concat</w:t>
             </w:r>
-            <w:proofErr w:type="spellEnd"/>
           </w:p>
         </w:tc>
         <w:tc>
@@ -2129,14 +2040,12 @@
             <w:pPr>
               <w:pStyle w:val="TableContents"/>
             </w:pPr>
-            <w:proofErr w:type="spellStart"/>
             <w:r>
               <w:rPr>
                 <w:rFonts w:ascii="Liberation Mono" w:hAnsi="Liberation Mono"/>
               </w:rPr>
               <w:t>concat_wide</w:t>
             </w:r>
-            <w:proofErr w:type="spellEnd"/>
           </w:p>
         </w:tc>
         <w:tc>
@@ -2427,14 +2336,12 @@
             <w:pPr>
               <w:pStyle w:val="TableContents"/>
             </w:pPr>
-            <w:proofErr w:type="spellStart"/>
             <w:r>
               <w:rPr>
                 <w:rFonts w:ascii="Liberation Mono" w:hAnsi="Liberation Mono"/>
               </w:rPr>
               <w:t>img</w:t>
             </w:r>
-            <w:proofErr w:type="spellEnd"/>
           </w:p>
         </w:tc>
         <w:tc>
@@ -2512,14 +2419,12 @@
       <w:r>
         <w:t xml:space="preserve"> vs </w:t>
       </w:r>
-      <w:proofErr w:type="spellStart"/>
       <w:r>
         <w:rPr>
           <w:rFonts w:ascii="Liberation Mono" w:hAnsi="Liberation Mono"/>
         </w:rPr>
         <w:t>concat</w:t>
       </w:r>
-      <w:proofErr w:type="spellEnd"/>
       <w:r>
         <w:t>). All multimodal variants nominally exceed the unimodal ones, but the differences lie within noise.</w:t>
       </w:r>
@@ -2531,487 +2436,24 @@
       <w:r>
         <w:t xml:space="preserve">The capacity control was unambiguous: </w:t>
       </w:r>
-      <w:proofErr w:type="spellStart"/>
       <w:r>
         <w:rPr>
           <w:rFonts w:ascii="Liberation Mono" w:hAnsi="Liberation Mono"/>
         </w:rPr>
         <w:t>concat</w:t>
       </w:r>
-      <w:proofErr w:type="spellEnd"/>
       <w:r>
         <w:t xml:space="preserve"> and </w:t>
       </w:r>
-      <w:proofErr w:type="spellStart"/>
       <w:r>
         <w:rPr>
           <w:rFonts w:ascii="Liberation Mono" w:hAnsi="Liberation Mono"/>
         </w:rPr>
         <w:t>concat_wide</w:t>
       </w:r>
-      <w:proofErr w:type="spellEnd"/>
       <w:r>
         <w:t>, differing 2.2-fold in parameter count, yielded practically identical mean AUC (difference 0.001; p = 0.50). Model capacity therefore does not explain any of the observed differences.</w:t>
       </w:r>
-    </w:p>
-    <w:p>
-      <w:pPr>
-        <w:pStyle w:val="Nagwek3"/>
-      </w:pPr>
-      <w:r>
-        <w:lastRenderedPageBreak/>
-        <w:t>3.3. Modality reliance: image signal comes from the residual pathway</w:t>
-      </w:r>
-    </w:p>
-    <w:p>
-      <w:pPr>
-        <w:pStyle w:val="Tekstpodstawowy"/>
-        <w:rPr>
-          <w:b/>
-          <w:bCs/>
-        </w:rPr>
-      </w:pPr>
-      <w:r>
-        <w:rPr>
-          <w:b/>
-        </w:rPr>
-        <w:t>Table 2.</w:t>
-      </w:r>
-      <w:r>
-        <w:t xml:space="preserve"> </w:t>
-      </w:r>
-      <w:proofErr w:type="spellStart"/>
-      <w:r>
-        <w:rPr>
-          <w:rFonts w:ascii="Liberation Mono" w:hAnsi="Liberation Mono"/>
-        </w:rPr>
-        <w:t>rely_img</w:t>
-      </w:r>
-      <w:proofErr w:type="spellEnd"/>
-      <w:r>
-        <w:t xml:space="preserve"> (drop in AUC after permuting the image input).</w:t>
-      </w:r>
-      <w:r>
-        <w:t xml:space="preserve"> </w:t>
-      </w:r>
-      <w:r>
-        <w:rPr>
-          <w:b/>
-          <w:bCs/>
-        </w:rPr>
-        <w:t>(Figure 3)</w:t>
-      </w:r>
-    </w:p>
-    <w:tbl>
-      <w:tblPr>
-        <w:tblW w:w="5000" w:type="pct"/>
-        <w:tblInd w:w="-5" w:type="dxa"/>
-        <w:tblLayout w:type="fixed"/>
-        <w:tblCellMar>
-          <w:top w:w="55" w:type="dxa"/>
-          <w:left w:w="55" w:type="dxa"/>
-          <w:bottom w:w="55" w:type="dxa"/>
-          <w:right w:w="55" w:type="dxa"/>
-        </w:tblCellMar>
-        <w:tblLook w:val="0000" w:firstRow="0" w:lastRow="0" w:firstColumn="0" w:lastColumn="0" w:noHBand="0" w:noVBand="0"/>
-      </w:tblPr>
-      <w:tblGrid>
-        <w:gridCol w:w="2407"/>
-        <w:gridCol w:w="2407"/>
-        <w:gridCol w:w="2407"/>
-        <w:gridCol w:w="2407"/>
-      </w:tblGrid>
-      <w:tr>
-        <w:trPr>
-          <w:tblHeader/>
-        </w:trPr>
-        <w:tc>
-          <w:tcPr>
-            <w:tcW w:w="2409" w:type="dxa"/>
-            <w:tcBorders>
-              <w:top w:val="single" w:sz="4" w:space="0" w:color="000000"/>
-              <w:left w:val="single" w:sz="4" w:space="0" w:color="000000"/>
-              <w:bottom w:val="single" w:sz="4" w:space="0" w:color="000000"/>
-            </w:tcBorders>
-          </w:tcPr>
-          <w:p>
-            <w:pPr>
-              <w:pStyle w:val="TableHeading"/>
-              <w:jc w:val="left"/>
-            </w:pPr>
-            <w:r>
-              <w:t>Arm</w:t>
-            </w:r>
-          </w:p>
-        </w:tc>
-        <w:tc>
-          <w:tcPr>
-            <w:tcW w:w="2410" w:type="dxa"/>
-            <w:tcBorders>
-              <w:top w:val="single" w:sz="4" w:space="0" w:color="000000"/>
-              <w:left w:val="single" w:sz="4" w:space="0" w:color="000000"/>
-              <w:bottom w:val="single" w:sz="4" w:space="0" w:color="000000"/>
-            </w:tcBorders>
-          </w:tcPr>
-          <w:p>
-            <w:pPr>
-              <w:pStyle w:val="TableHeading"/>
-            </w:pPr>
-            <w:proofErr w:type="spellStart"/>
-            <w:r>
-              <w:rPr>
-                <w:rFonts w:ascii="Liberation Mono" w:hAnsi="Liberation Mono"/>
-              </w:rPr>
-              <w:t>rely_img</w:t>
-            </w:r>
-            <w:proofErr w:type="spellEnd"/>
-          </w:p>
-        </w:tc>
-        <w:tc>
-          <w:tcPr>
-            <w:tcW w:w="2409" w:type="dxa"/>
-            <w:tcBorders>
-              <w:top w:val="single" w:sz="4" w:space="0" w:color="000000"/>
-              <w:left w:val="single" w:sz="4" w:space="0" w:color="000000"/>
-              <w:bottom w:val="single" w:sz="4" w:space="0" w:color="000000"/>
-            </w:tcBorders>
-          </w:tcPr>
-          <w:p>
-            <w:pPr>
-              <w:pStyle w:val="TableHeading"/>
-              <w:jc w:val="left"/>
-            </w:pPr>
-            <w:r>
-              <w:t>95% CI</w:t>
-            </w:r>
-          </w:p>
-        </w:tc>
-        <w:tc>
-          <w:tcPr>
-            <w:tcW w:w="2410" w:type="dxa"/>
-            <w:tcBorders>
-              <w:top w:val="single" w:sz="4" w:space="0" w:color="000000"/>
-              <w:left w:val="single" w:sz="4" w:space="0" w:color="000000"/>
-              <w:bottom w:val="single" w:sz="4" w:space="0" w:color="000000"/>
-              <w:right w:val="single" w:sz="4" w:space="0" w:color="000000"/>
-            </w:tcBorders>
-          </w:tcPr>
-          <w:p>
-            <w:pPr>
-              <w:pStyle w:val="TableHeading"/>
-              <w:jc w:val="left"/>
-            </w:pPr>
-            <w:r>
-              <w:t>p (&gt;0)</w:t>
-            </w:r>
-          </w:p>
-        </w:tc>
-      </w:tr>
-      <w:tr>
-        <w:tc>
-          <w:tcPr>
-            <w:tcW w:w="2409" w:type="dxa"/>
-            <w:tcBorders>
-              <w:left w:val="single" w:sz="4" w:space="0" w:color="000000"/>
-              <w:bottom w:val="single" w:sz="4" w:space="0" w:color="000000"/>
-            </w:tcBorders>
-          </w:tcPr>
-          <w:p>
-            <w:pPr>
-              <w:pStyle w:val="TableContents"/>
-            </w:pPr>
-            <w:proofErr w:type="spellStart"/>
-            <w:r>
-              <w:rPr>
-                <w:rFonts w:ascii="Liberation Mono" w:hAnsi="Liberation Mono"/>
-              </w:rPr>
-              <w:t>concat</w:t>
-            </w:r>
-            <w:proofErr w:type="spellEnd"/>
-          </w:p>
-        </w:tc>
-        <w:tc>
-          <w:tcPr>
-            <w:tcW w:w="2410" w:type="dxa"/>
-            <w:tcBorders>
-              <w:left w:val="single" w:sz="4" w:space="0" w:color="000000"/>
-              <w:bottom w:val="single" w:sz="4" w:space="0" w:color="000000"/>
-            </w:tcBorders>
-          </w:tcPr>
-          <w:p>
-            <w:pPr>
-              <w:pStyle w:val="TableContents"/>
-            </w:pPr>
-            <w:r>
-              <w:t>+0.0178</w:t>
-            </w:r>
-          </w:p>
-        </w:tc>
-        <w:tc>
-          <w:tcPr>
-            <w:tcW w:w="2409" w:type="dxa"/>
-            <w:tcBorders>
-              <w:left w:val="single" w:sz="4" w:space="0" w:color="000000"/>
-              <w:bottom w:val="single" w:sz="4" w:space="0" w:color="000000"/>
-            </w:tcBorders>
-          </w:tcPr>
-          <w:p>
-            <w:pPr>
-              <w:pStyle w:val="TableContents"/>
-            </w:pPr>
-            <w:r>
-              <w:t>[+0.0100; +0.0257]</w:t>
-            </w:r>
-          </w:p>
-        </w:tc>
-        <w:tc>
-          <w:tcPr>
-            <w:tcW w:w="2410" w:type="dxa"/>
-            <w:tcBorders>
-              <w:left w:val="single" w:sz="4" w:space="0" w:color="000000"/>
-              <w:bottom w:val="single" w:sz="4" w:space="0" w:color="000000"/>
-              <w:right w:val="single" w:sz="4" w:space="0" w:color="000000"/>
-            </w:tcBorders>
-          </w:tcPr>
-          <w:p>
-            <w:pPr>
-              <w:pStyle w:val="TableContents"/>
-            </w:pPr>
-            <w:r>
-              <w:t>0.0002</w:t>
-            </w:r>
-          </w:p>
-        </w:tc>
-      </w:tr>
-      <w:tr>
-        <w:tc>
-          <w:tcPr>
-            <w:tcW w:w="2409" w:type="dxa"/>
-            <w:tcBorders>
-              <w:left w:val="single" w:sz="4" w:space="0" w:color="000000"/>
-              <w:bottom w:val="single" w:sz="4" w:space="0" w:color="000000"/>
-            </w:tcBorders>
-          </w:tcPr>
-          <w:p>
-            <w:pPr>
-              <w:pStyle w:val="TableContents"/>
-            </w:pPr>
-            <w:proofErr w:type="spellStart"/>
-            <w:r>
-              <w:rPr>
-                <w:rFonts w:ascii="Liberation Mono" w:hAnsi="Liberation Mono"/>
-              </w:rPr>
-              <w:t>concat_wide</w:t>
-            </w:r>
-            <w:proofErr w:type="spellEnd"/>
-          </w:p>
-        </w:tc>
-        <w:tc>
-          <w:tcPr>
-            <w:tcW w:w="2410" w:type="dxa"/>
-            <w:tcBorders>
-              <w:left w:val="single" w:sz="4" w:space="0" w:color="000000"/>
-              <w:bottom w:val="single" w:sz="4" w:space="0" w:color="000000"/>
-            </w:tcBorders>
-          </w:tcPr>
-          <w:p>
-            <w:pPr>
-              <w:pStyle w:val="TableContents"/>
-            </w:pPr>
-            <w:r>
-              <w:t>+0.0167</w:t>
-            </w:r>
-          </w:p>
-        </w:tc>
-        <w:tc>
-          <w:tcPr>
-            <w:tcW w:w="2409" w:type="dxa"/>
-            <w:tcBorders>
-              <w:left w:val="single" w:sz="4" w:space="0" w:color="000000"/>
-              <w:bottom w:val="single" w:sz="4" w:space="0" w:color="000000"/>
-            </w:tcBorders>
-          </w:tcPr>
-          <w:p>
-            <w:pPr>
-              <w:pStyle w:val="TableContents"/>
-            </w:pPr>
-            <w:r>
-              <w:t>[+0.0084; +0.0251]</w:t>
-            </w:r>
-          </w:p>
-        </w:tc>
-        <w:tc>
-          <w:tcPr>
-            <w:tcW w:w="2410" w:type="dxa"/>
-            <w:tcBorders>
-              <w:left w:val="single" w:sz="4" w:space="0" w:color="000000"/>
-              <w:bottom w:val="single" w:sz="4" w:space="0" w:color="000000"/>
-              <w:right w:val="single" w:sz="4" w:space="0" w:color="000000"/>
-            </w:tcBorders>
-          </w:tcPr>
-          <w:p>
-            <w:pPr>
-              <w:pStyle w:val="TableContents"/>
-            </w:pPr>
-            <w:r>
-              <w:t>0.0001</w:t>
-            </w:r>
-          </w:p>
-        </w:tc>
-      </w:tr>
-      <w:tr>
-        <w:tc>
-          <w:tcPr>
-            <w:tcW w:w="2409" w:type="dxa"/>
-            <w:tcBorders>
-              <w:left w:val="single" w:sz="4" w:space="0" w:color="000000"/>
-              <w:bottom w:val="single" w:sz="4" w:space="0" w:color="000000"/>
-            </w:tcBorders>
-          </w:tcPr>
-          <w:p>
-            <w:pPr>
-              <w:pStyle w:val="TableContents"/>
-            </w:pPr>
-            <w:r>
-              <w:rPr>
-                <w:rFonts w:ascii="Liberation Mono" w:hAnsi="Liberation Mono"/>
-              </w:rPr>
-              <w:t>cross</w:t>
-            </w:r>
-          </w:p>
-        </w:tc>
-        <w:tc>
-          <w:tcPr>
-            <w:tcW w:w="2410" w:type="dxa"/>
-            <w:tcBorders>
-              <w:left w:val="single" w:sz="4" w:space="0" w:color="000000"/>
-              <w:bottom w:val="single" w:sz="4" w:space="0" w:color="000000"/>
-            </w:tcBorders>
-          </w:tcPr>
-          <w:p>
-            <w:pPr>
-              <w:pStyle w:val="TableContents"/>
-            </w:pPr>
-            <w:r>
-              <w:t>+0.0126</w:t>
-            </w:r>
-          </w:p>
-        </w:tc>
-        <w:tc>
-          <w:tcPr>
-            <w:tcW w:w="2409" w:type="dxa"/>
-            <w:tcBorders>
-              <w:left w:val="single" w:sz="4" w:space="0" w:color="000000"/>
-              <w:bottom w:val="single" w:sz="4" w:space="0" w:color="000000"/>
-            </w:tcBorders>
-          </w:tcPr>
-          <w:p>
-            <w:pPr>
-              <w:pStyle w:val="TableContents"/>
-            </w:pPr>
-            <w:r>
-              <w:t>[+0.0067; +0.0185]</w:t>
-            </w:r>
-          </w:p>
-        </w:tc>
-        <w:tc>
-          <w:tcPr>
-            <w:tcW w:w="2410" w:type="dxa"/>
-            <w:tcBorders>
-              <w:left w:val="single" w:sz="4" w:space="0" w:color="000000"/>
-              <w:bottom w:val="single" w:sz="4" w:space="0" w:color="000000"/>
-              <w:right w:val="single" w:sz="4" w:space="0" w:color="000000"/>
-            </w:tcBorders>
-          </w:tcPr>
-          <w:p>
-            <w:pPr>
-              <w:pStyle w:val="TableContents"/>
-            </w:pPr>
-            <w:r>
-              <w:t>0.0002</w:t>
-            </w:r>
-          </w:p>
-        </w:tc>
-      </w:tr>
-      <w:tr>
-        <w:tc>
-          <w:tcPr>
-            <w:tcW w:w="2409" w:type="dxa"/>
-            <w:tcBorders>
-              <w:left w:val="single" w:sz="4" w:space="0" w:color="000000"/>
-              <w:bottom w:val="single" w:sz="4" w:space="0" w:color="000000"/>
-            </w:tcBorders>
-          </w:tcPr>
-          <w:p>
-            <w:pPr>
-              <w:pStyle w:val="TableContents"/>
-            </w:pPr>
-            <w:r>
-              <w:rPr>
-                <w:rFonts w:ascii="Liberation Mono" w:hAnsi="Liberation Mono"/>
-              </w:rPr>
-              <w:t>cross_a2b</w:t>
-            </w:r>
-          </w:p>
-        </w:tc>
-        <w:tc>
-          <w:tcPr>
-            <w:tcW w:w="2410" w:type="dxa"/>
-            <w:tcBorders>
-              <w:left w:val="single" w:sz="4" w:space="0" w:color="000000"/>
-              <w:bottom w:val="single" w:sz="4" w:space="0" w:color="000000"/>
-            </w:tcBorders>
-          </w:tcPr>
-          <w:p>
-            <w:pPr>
-              <w:pStyle w:val="TableContents"/>
-            </w:pPr>
-            <w:r>
-              <w:t>+0.0064</w:t>
-            </w:r>
-          </w:p>
-        </w:tc>
-        <w:tc>
-          <w:tcPr>
-            <w:tcW w:w="2409" w:type="dxa"/>
-            <w:tcBorders>
-              <w:left w:val="single" w:sz="4" w:space="0" w:color="000000"/>
-              <w:bottom w:val="single" w:sz="4" w:space="0" w:color="000000"/>
-            </w:tcBorders>
-          </w:tcPr>
-          <w:p>
-            <w:pPr>
-              <w:pStyle w:val="TableContents"/>
-            </w:pPr>
-            <w:r>
-              <w:t>[+0.0002; +0.0126]</w:t>
-            </w:r>
-          </w:p>
-        </w:tc>
-        <w:tc>
-          <w:tcPr>
-            <w:tcW w:w="2410" w:type="dxa"/>
-            <w:tcBorders>
-              <w:left w:val="single" w:sz="4" w:space="0" w:color="000000"/>
-              <w:bottom w:val="single" w:sz="4" w:space="0" w:color="000000"/>
-              <w:right w:val="single" w:sz="4" w:space="0" w:color="000000"/>
-            </w:tcBorders>
-          </w:tcPr>
-          <w:p>
-            <w:pPr>
-              <w:pStyle w:val="TableContents"/>
-            </w:pPr>
-            <w:r>
-              <w:t>0.0096</w:t>
-            </w:r>
-          </w:p>
-        </w:tc>
-      </w:tr>
-    </w:tbl>
-    <w:p>
-      <w:pPr>
-        <w:pStyle w:val="Tekstpodstawowy"/>
-      </w:pPr>
     </w:p>
     <w:p>
       <w:pPr>
@@ -3042,8 +2484,9 @@
         <w:rPr>
           <w:noProof/>
         </w:rPr>
+        <w:lastRenderedPageBreak/>
         <w:drawing>
-          <wp:inline distT="0" distB="0" distL="0" distR="0" wp14:anchorId="139738AF" wp14:editId="74826A3C">
+          <wp:inline distT="0" distB="0" distL="0" distR="0" wp14:anchorId="524D8D40" wp14:editId="4091E5B8">
             <wp:extent cx="6120130" cy="3195320"/>
             <wp:effectExtent l="0" t="0" r="0" b="5080"/>
             <wp:docPr id="3" name="Obraz 3"/>
@@ -3089,25 +2532,64 @@
       <w:pPr>
         <w:pStyle w:val="Tekstpodstawowy"/>
       </w:pPr>
-      <w:r>
-        <w:rPr>
-          <w:b/>
-        </w:rPr>
-        <w:t>Table 3.</w:t>
-      </w:r>
-      <w:r>
-        <w:t xml:space="preserve"> Pairwise comparisons for </w:t>
-      </w:r>
-      <w:proofErr w:type="spellStart"/>
+    </w:p>
+    <w:p>
+      <w:pPr>
+        <w:pStyle w:val="Nagwek3"/>
+      </w:pPr>
+      <w:r>
+        <w:t>3.3. Modality reliance: image signal comes from the residual pathway</w:t>
+      </w:r>
+    </w:p>
+    <w:p>
+      <w:pPr>
+        <w:pStyle w:val="Tekstpodstawowy"/>
+        <w:rPr>
+          <w:b/>
+          <w:bCs/>
+        </w:rPr>
+      </w:pPr>
+      <w:r>
+        <w:rPr>
+          <w:b/>
+        </w:rPr>
+        <w:t>Table 2.</w:t>
+      </w:r>
+      <w:r>
+        <w:t xml:space="preserve"> </w:t>
+      </w:r>
       <w:r>
         <w:rPr>
           <w:rFonts w:ascii="Liberation Mono" w:hAnsi="Liberation Mono"/>
         </w:rPr>
         <w:t>rely_img</w:t>
       </w:r>
-      <w:proofErr w:type="spellEnd"/>
-      <w:r>
-        <w:t xml:space="preserve"> (Wilcoxon, Holm correction).</w:t>
+      <w:r>
+        <w:t xml:space="preserve"> (drop in AUC after permuting the image input).</w:t>
+      </w:r>
+      <w:r>
+        <w:t xml:space="preserve"> </w:t>
+      </w:r>
+      <w:r>
+        <w:rPr>
+          <w:b/>
+          <w:bCs/>
+        </w:rPr>
+        <w:t xml:space="preserve">(Figure </w:t>
+      </w:r>
+      <w:r>
+        <w:rPr>
+          <w:b/>
+          <w:bCs/>
+        </w:rPr>
+        <w:t>4</w:t>
+      </w:r>
+      <w:r>
+        <w:rPr>
+          <w:b/>
+          <w:bCs/>
+        </w:rPr>
+        <w:t>)</w:t>
       </w:r>
     </w:p>
     <w:tbl>
@@ -3148,13 +2630,34 @@
               <w:jc w:val="left"/>
             </w:pPr>
             <w:r>
-              <w:t>Comparison</w:t>
+              <w:t>Arm</w:t>
             </w:r>
           </w:p>
         </w:tc>
         <w:tc>
           <w:tcPr>
             <w:tcW w:w="2410" w:type="dxa"/>
+            <w:tcBorders>
+              <w:top w:val="single" w:sz="4" w:space="0" w:color="000000"/>
+              <w:left w:val="single" w:sz="4" w:space="0" w:color="000000"/>
+              <w:bottom w:val="single" w:sz="4" w:space="0" w:color="000000"/>
+            </w:tcBorders>
+          </w:tcPr>
+          <w:p>
+            <w:pPr>
+              <w:pStyle w:val="TableHeading"/>
+            </w:pPr>
+            <w:r>
+              <w:rPr>
+                <w:rFonts w:ascii="Liberation Mono" w:hAnsi="Liberation Mono"/>
+              </w:rPr>
+              <w:t>rely_img</w:t>
+            </w:r>
+          </w:p>
+        </w:tc>
+        <w:tc>
+          <w:tcPr>
+            <w:tcW w:w="2409" w:type="dxa"/>
             <w:tcBorders>
               <w:top w:val="single" w:sz="4" w:space="0" w:color="000000"/>
               <w:left w:val="single" w:sz="4" w:space="0" w:color="000000"/>
@@ -3167,17 +2670,18 @@
               <w:jc w:val="left"/>
             </w:pPr>
             <w:r>
-              <w:t>Δ</w:t>
-            </w:r>
-          </w:p>
-        </w:tc>
-        <w:tc>
-          <w:tcPr>
-            <w:tcW w:w="2409" w:type="dxa"/>
+              <w:t>95% CI</w:t>
+            </w:r>
+          </w:p>
+        </w:tc>
+        <w:tc>
+          <w:tcPr>
+            <w:tcW w:w="2410" w:type="dxa"/>
             <w:tcBorders>
               <w:top w:val="single" w:sz="4" w:space="0" w:color="000000"/>
               <w:left w:val="single" w:sz="4" w:space="0" w:color="000000"/>
               <w:bottom w:val="single" w:sz="4" w:space="0" w:color="000000"/>
+              <w:right w:val="single" w:sz="4" w:space="0" w:color="000000"/>
             </w:tcBorders>
           </w:tcPr>
           <w:p>
@@ -3186,30 +2690,8 @@
               <w:jc w:val="left"/>
             </w:pPr>
             <w:r>
-              <w:t>p</w:t>
-            </w:r>
-          </w:p>
-        </w:tc>
-        <w:tc>
-          <w:tcPr>
-            <w:tcW w:w="2410" w:type="dxa"/>
-            <w:tcBorders>
-              <w:top w:val="single" w:sz="4" w:space="0" w:color="000000"/>
-              <w:left w:val="single" w:sz="4" w:space="0" w:color="000000"/>
-              <w:bottom w:val="single" w:sz="4" w:space="0" w:color="000000"/>
-              <w:right w:val="single" w:sz="4" w:space="0" w:color="000000"/>
-            </w:tcBorders>
-          </w:tcPr>
-          <w:p>
-            <w:pPr>
-              <w:pStyle w:val="TableHeading"/>
-              <w:jc w:val="left"/>
-            </w:pPr>
-            <w:proofErr w:type="spellStart"/>
-            <w:r>
-              <w:t>p_Holm</w:t>
-            </w:r>
-            <w:proofErr w:type="spellEnd"/>
+              <w:t>p (&gt;0)</w:t>
+            </w:r>
           </w:p>
         </w:tc>
       </w:tr>
@@ -3226,17 +2708,228 @@
             <w:pPr>
               <w:pStyle w:val="TableContents"/>
             </w:pPr>
-            <w:proofErr w:type="spellStart"/>
             <w:r>
               <w:rPr>
                 <w:rFonts w:ascii="Liberation Mono" w:hAnsi="Liberation Mono"/>
               </w:rPr>
               <w:t>concat</w:t>
             </w:r>
-            <w:proofErr w:type="spellEnd"/>
-            <w:r>
-              <w:t xml:space="preserve"> vs </w:t>
-            </w:r>
+          </w:p>
+        </w:tc>
+        <w:tc>
+          <w:tcPr>
+            <w:tcW w:w="2410" w:type="dxa"/>
+            <w:tcBorders>
+              <w:left w:val="single" w:sz="4" w:space="0" w:color="000000"/>
+              <w:bottom w:val="single" w:sz="4" w:space="0" w:color="000000"/>
+            </w:tcBorders>
+          </w:tcPr>
+          <w:p>
+            <w:pPr>
+              <w:pStyle w:val="TableContents"/>
+            </w:pPr>
+            <w:r>
+              <w:t>+0.0178</w:t>
+            </w:r>
+          </w:p>
+        </w:tc>
+        <w:tc>
+          <w:tcPr>
+            <w:tcW w:w="2409" w:type="dxa"/>
+            <w:tcBorders>
+              <w:left w:val="single" w:sz="4" w:space="0" w:color="000000"/>
+              <w:bottom w:val="single" w:sz="4" w:space="0" w:color="000000"/>
+            </w:tcBorders>
+          </w:tcPr>
+          <w:p>
+            <w:pPr>
+              <w:pStyle w:val="TableContents"/>
+            </w:pPr>
+            <w:r>
+              <w:t>[+0.0100; +0.0257]</w:t>
+            </w:r>
+          </w:p>
+        </w:tc>
+        <w:tc>
+          <w:tcPr>
+            <w:tcW w:w="2410" w:type="dxa"/>
+            <w:tcBorders>
+              <w:left w:val="single" w:sz="4" w:space="0" w:color="000000"/>
+              <w:bottom w:val="single" w:sz="4" w:space="0" w:color="000000"/>
+              <w:right w:val="single" w:sz="4" w:space="0" w:color="000000"/>
+            </w:tcBorders>
+          </w:tcPr>
+          <w:p>
+            <w:pPr>
+              <w:pStyle w:val="TableContents"/>
+            </w:pPr>
+            <w:r>
+              <w:t>0.0002</w:t>
+            </w:r>
+          </w:p>
+        </w:tc>
+      </w:tr>
+      <w:tr>
+        <w:tc>
+          <w:tcPr>
+            <w:tcW w:w="2409" w:type="dxa"/>
+            <w:tcBorders>
+              <w:left w:val="single" w:sz="4" w:space="0" w:color="000000"/>
+              <w:bottom w:val="single" w:sz="4" w:space="0" w:color="000000"/>
+            </w:tcBorders>
+          </w:tcPr>
+          <w:p>
+            <w:pPr>
+              <w:pStyle w:val="TableContents"/>
+            </w:pPr>
+            <w:r>
+              <w:rPr>
+                <w:rFonts w:ascii="Liberation Mono" w:hAnsi="Liberation Mono"/>
+              </w:rPr>
+              <w:t>concat_wide</w:t>
+            </w:r>
+          </w:p>
+        </w:tc>
+        <w:tc>
+          <w:tcPr>
+            <w:tcW w:w="2410" w:type="dxa"/>
+            <w:tcBorders>
+              <w:left w:val="single" w:sz="4" w:space="0" w:color="000000"/>
+              <w:bottom w:val="single" w:sz="4" w:space="0" w:color="000000"/>
+            </w:tcBorders>
+          </w:tcPr>
+          <w:p>
+            <w:pPr>
+              <w:pStyle w:val="TableContents"/>
+            </w:pPr>
+            <w:r>
+              <w:t>+0.0167</w:t>
+            </w:r>
+          </w:p>
+        </w:tc>
+        <w:tc>
+          <w:tcPr>
+            <w:tcW w:w="2409" w:type="dxa"/>
+            <w:tcBorders>
+              <w:left w:val="single" w:sz="4" w:space="0" w:color="000000"/>
+              <w:bottom w:val="single" w:sz="4" w:space="0" w:color="000000"/>
+            </w:tcBorders>
+          </w:tcPr>
+          <w:p>
+            <w:pPr>
+              <w:pStyle w:val="TableContents"/>
+            </w:pPr>
+            <w:r>
+              <w:t>[+0.0084; +0.0251]</w:t>
+            </w:r>
+          </w:p>
+        </w:tc>
+        <w:tc>
+          <w:tcPr>
+            <w:tcW w:w="2410" w:type="dxa"/>
+            <w:tcBorders>
+              <w:left w:val="single" w:sz="4" w:space="0" w:color="000000"/>
+              <w:bottom w:val="single" w:sz="4" w:space="0" w:color="000000"/>
+              <w:right w:val="single" w:sz="4" w:space="0" w:color="000000"/>
+            </w:tcBorders>
+          </w:tcPr>
+          <w:p>
+            <w:pPr>
+              <w:pStyle w:val="TableContents"/>
+            </w:pPr>
+            <w:r>
+              <w:t>0.0001</w:t>
+            </w:r>
+          </w:p>
+        </w:tc>
+      </w:tr>
+      <w:tr>
+        <w:tc>
+          <w:tcPr>
+            <w:tcW w:w="2409" w:type="dxa"/>
+            <w:tcBorders>
+              <w:left w:val="single" w:sz="4" w:space="0" w:color="000000"/>
+              <w:bottom w:val="single" w:sz="4" w:space="0" w:color="000000"/>
+            </w:tcBorders>
+          </w:tcPr>
+          <w:p>
+            <w:pPr>
+              <w:pStyle w:val="TableContents"/>
+            </w:pPr>
+            <w:r>
+              <w:rPr>
+                <w:rFonts w:ascii="Liberation Mono" w:hAnsi="Liberation Mono"/>
+              </w:rPr>
+              <w:t>cross</w:t>
+            </w:r>
+          </w:p>
+        </w:tc>
+        <w:tc>
+          <w:tcPr>
+            <w:tcW w:w="2410" w:type="dxa"/>
+            <w:tcBorders>
+              <w:left w:val="single" w:sz="4" w:space="0" w:color="000000"/>
+              <w:bottom w:val="single" w:sz="4" w:space="0" w:color="000000"/>
+            </w:tcBorders>
+          </w:tcPr>
+          <w:p>
+            <w:pPr>
+              <w:pStyle w:val="TableContents"/>
+            </w:pPr>
+            <w:r>
+              <w:t>+0.0126</w:t>
+            </w:r>
+          </w:p>
+        </w:tc>
+        <w:tc>
+          <w:tcPr>
+            <w:tcW w:w="2409" w:type="dxa"/>
+            <w:tcBorders>
+              <w:left w:val="single" w:sz="4" w:space="0" w:color="000000"/>
+              <w:bottom w:val="single" w:sz="4" w:space="0" w:color="000000"/>
+            </w:tcBorders>
+          </w:tcPr>
+          <w:p>
+            <w:pPr>
+              <w:pStyle w:val="TableContents"/>
+            </w:pPr>
+            <w:r>
+              <w:t>[+0.0067; +0.0185]</w:t>
+            </w:r>
+          </w:p>
+        </w:tc>
+        <w:tc>
+          <w:tcPr>
+            <w:tcW w:w="2410" w:type="dxa"/>
+            <w:tcBorders>
+              <w:left w:val="single" w:sz="4" w:space="0" w:color="000000"/>
+              <w:bottom w:val="single" w:sz="4" w:space="0" w:color="000000"/>
+              <w:right w:val="single" w:sz="4" w:space="0" w:color="000000"/>
+            </w:tcBorders>
+          </w:tcPr>
+          <w:p>
+            <w:pPr>
+              <w:pStyle w:val="TableContents"/>
+            </w:pPr>
+            <w:r>
+              <w:t>0.0002</w:t>
+            </w:r>
+          </w:p>
+        </w:tc>
+      </w:tr>
+      <w:tr>
+        <w:tc>
+          <w:tcPr>
+            <w:tcW w:w="2409" w:type="dxa"/>
+            <w:tcBorders>
+              <w:left w:val="single" w:sz="4" w:space="0" w:color="000000"/>
+              <w:bottom w:val="single" w:sz="4" w:space="0" w:color="000000"/>
+            </w:tcBorders>
+          </w:tcPr>
+          <w:p>
+            <w:pPr>
+              <w:pStyle w:val="TableContents"/>
+            </w:pPr>
             <w:r>
               <w:rPr>
                 <w:rFonts w:ascii="Liberation Mono" w:hAnsi="Liberation Mono"/>
@@ -3258,6 +2951,224 @@
               <w:pStyle w:val="TableContents"/>
             </w:pPr>
             <w:r>
+              <w:t>+0.0064</w:t>
+            </w:r>
+          </w:p>
+        </w:tc>
+        <w:tc>
+          <w:tcPr>
+            <w:tcW w:w="2409" w:type="dxa"/>
+            <w:tcBorders>
+              <w:left w:val="single" w:sz="4" w:space="0" w:color="000000"/>
+              <w:bottom w:val="single" w:sz="4" w:space="0" w:color="000000"/>
+            </w:tcBorders>
+          </w:tcPr>
+          <w:p>
+            <w:pPr>
+              <w:pStyle w:val="TableContents"/>
+            </w:pPr>
+            <w:r>
+              <w:t>[+0.0002; +0.0126]</w:t>
+            </w:r>
+          </w:p>
+        </w:tc>
+        <w:tc>
+          <w:tcPr>
+            <w:tcW w:w="2410" w:type="dxa"/>
+            <w:tcBorders>
+              <w:left w:val="single" w:sz="4" w:space="0" w:color="000000"/>
+              <w:bottom w:val="single" w:sz="4" w:space="0" w:color="000000"/>
+              <w:right w:val="single" w:sz="4" w:space="0" w:color="000000"/>
+            </w:tcBorders>
+          </w:tcPr>
+          <w:p>
+            <w:pPr>
+              <w:pStyle w:val="TableContents"/>
+            </w:pPr>
+            <w:r>
+              <w:t>0.0096</w:t>
+            </w:r>
+          </w:p>
+        </w:tc>
+      </w:tr>
+    </w:tbl>
+    <w:p>
+      <w:pPr>
+        <w:pStyle w:val="Tekstpodstawowy"/>
+      </w:pPr>
+    </w:p>
+    <w:p>
+      <w:pPr>
+        <w:pStyle w:val="Tekstpodstawowy"/>
+      </w:pPr>
+    </w:p>
+    <w:p>
+      <w:pPr>
+        <w:pStyle w:val="Tekstpodstawowy"/>
+      </w:pPr>
+      <w:r>
+        <w:rPr>
+          <w:b/>
+        </w:rPr>
+        <w:t>Table 3.</w:t>
+      </w:r>
+      <w:r>
+        <w:t xml:space="preserve"> Pairwise comparisons for </w:t>
+      </w:r>
+      <w:r>
+        <w:rPr>
+          <w:rFonts w:ascii="Liberation Mono" w:hAnsi="Liberation Mono"/>
+        </w:rPr>
+        <w:t>rely_img</w:t>
+      </w:r>
+      <w:r>
+        <w:t xml:space="preserve"> (Wilcoxon, Holm correction).</w:t>
+      </w:r>
+    </w:p>
+    <w:tbl>
+      <w:tblPr>
+        <w:tblW w:w="5000" w:type="pct"/>
+        <w:tblInd w:w="-5" w:type="dxa"/>
+        <w:tblLayout w:type="fixed"/>
+        <w:tblCellMar>
+          <w:top w:w="55" w:type="dxa"/>
+          <w:left w:w="55" w:type="dxa"/>
+          <w:bottom w:w="55" w:type="dxa"/>
+          <w:right w:w="55" w:type="dxa"/>
+        </w:tblCellMar>
+        <w:tblLook w:val="0000" w:firstRow="0" w:lastRow="0" w:firstColumn="0" w:lastColumn="0" w:noHBand="0" w:noVBand="0"/>
+      </w:tblPr>
+      <w:tblGrid>
+        <w:gridCol w:w="2407"/>
+        <w:gridCol w:w="2407"/>
+        <w:gridCol w:w="2407"/>
+        <w:gridCol w:w="2407"/>
+      </w:tblGrid>
+      <w:tr>
+        <w:trPr>
+          <w:tblHeader/>
+        </w:trPr>
+        <w:tc>
+          <w:tcPr>
+            <w:tcW w:w="2409" w:type="dxa"/>
+            <w:tcBorders>
+              <w:top w:val="single" w:sz="4" w:space="0" w:color="000000"/>
+              <w:left w:val="single" w:sz="4" w:space="0" w:color="000000"/>
+              <w:bottom w:val="single" w:sz="4" w:space="0" w:color="000000"/>
+            </w:tcBorders>
+          </w:tcPr>
+          <w:p>
+            <w:pPr>
+              <w:pStyle w:val="TableHeading"/>
+              <w:jc w:val="left"/>
+            </w:pPr>
+            <w:r>
+              <w:t>Comparison</w:t>
+            </w:r>
+          </w:p>
+        </w:tc>
+        <w:tc>
+          <w:tcPr>
+            <w:tcW w:w="2410" w:type="dxa"/>
+            <w:tcBorders>
+              <w:top w:val="single" w:sz="4" w:space="0" w:color="000000"/>
+              <w:left w:val="single" w:sz="4" w:space="0" w:color="000000"/>
+              <w:bottom w:val="single" w:sz="4" w:space="0" w:color="000000"/>
+            </w:tcBorders>
+          </w:tcPr>
+          <w:p>
+            <w:pPr>
+              <w:pStyle w:val="TableHeading"/>
+              <w:jc w:val="left"/>
+            </w:pPr>
+            <w:r>
+              <w:t>Δ</w:t>
+            </w:r>
+          </w:p>
+        </w:tc>
+        <w:tc>
+          <w:tcPr>
+            <w:tcW w:w="2409" w:type="dxa"/>
+            <w:tcBorders>
+              <w:top w:val="single" w:sz="4" w:space="0" w:color="000000"/>
+              <w:left w:val="single" w:sz="4" w:space="0" w:color="000000"/>
+              <w:bottom w:val="single" w:sz="4" w:space="0" w:color="000000"/>
+            </w:tcBorders>
+          </w:tcPr>
+          <w:p>
+            <w:pPr>
+              <w:pStyle w:val="TableHeading"/>
+              <w:jc w:val="left"/>
+            </w:pPr>
+            <w:r>
+              <w:t>p</w:t>
+            </w:r>
+          </w:p>
+        </w:tc>
+        <w:tc>
+          <w:tcPr>
+            <w:tcW w:w="2410" w:type="dxa"/>
+            <w:tcBorders>
+              <w:top w:val="single" w:sz="4" w:space="0" w:color="000000"/>
+              <w:left w:val="single" w:sz="4" w:space="0" w:color="000000"/>
+              <w:bottom w:val="single" w:sz="4" w:space="0" w:color="000000"/>
+              <w:right w:val="single" w:sz="4" w:space="0" w:color="000000"/>
+            </w:tcBorders>
+          </w:tcPr>
+          <w:p>
+            <w:pPr>
+              <w:pStyle w:val="TableHeading"/>
+              <w:jc w:val="left"/>
+            </w:pPr>
+            <w:r>
+              <w:t>p_Holm</w:t>
+            </w:r>
+          </w:p>
+        </w:tc>
+      </w:tr>
+      <w:tr>
+        <w:tc>
+          <w:tcPr>
+            <w:tcW w:w="2409" w:type="dxa"/>
+            <w:tcBorders>
+              <w:left w:val="single" w:sz="4" w:space="0" w:color="000000"/>
+              <w:bottom w:val="single" w:sz="4" w:space="0" w:color="000000"/>
+            </w:tcBorders>
+          </w:tcPr>
+          <w:p>
+            <w:pPr>
+              <w:pStyle w:val="TableContents"/>
+            </w:pPr>
+            <w:r>
+              <w:rPr>
+                <w:rFonts w:ascii="Liberation Mono" w:hAnsi="Liberation Mono"/>
+              </w:rPr>
+              <w:t>concat</w:t>
+            </w:r>
+            <w:r>
+              <w:t xml:space="preserve"> vs </w:t>
+            </w:r>
+            <w:r>
+              <w:rPr>
+                <w:rFonts w:ascii="Liberation Mono" w:hAnsi="Liberation Mono"/>
+              </w:rPr>
+              <w:t>cross_a2b</w:t>
+            </w:r>
+          </w:p>
+        </w:tc>
+        <w:tc>
+          <w:tcPr>
+            <w:tcW w:w="2410" w:type="dxa"/>
+            <w:tcBorders>
+              <w:left w:val="single" w:sz="4" w:space="0" w:color="000000"/>
+              <w:bottom w:val="single" w:sz="4" w:space="0" w:color="000000"/>
+            </w:tcBorders>
+          </w:tcPr>
+          <w:p>
+            <w:pPr>
+              <w:pStyle w:val="TableContents"/>
+            </w:pPr>
+            <w:r>
               <w:t>+0.0115</w:t>
             </w:r>
           </w:p>
@@ -3314,14 +3225,12 @@
             <w:pPr>
               <w:pStyle w:val="TableContents"/>
             </w:pPr>
-            <w:proofErr w:type="spellStart"/>
             <w:r>
               <w:rPr>
                 <w:rFonts w:ascii="Liberation Mono" w:hAnsi="Liberation Mono"/>
               </w:rPr>
               <w:t>concat_wide</w:t>
             </w:r>
-            <w:proofErr w:type="spellEnd"/>
             <w:r>
               <w:t xml:space="preserve"> vs </w:t>
             </w:r>
@@ -3482,14 +3391,12 @@
             <w:pPr>
               <w:pStyle w:val="TableContents"/>
             </w:pPr>
-            <w:proofErr w:type="spellStart"/>
             <w:r>
               <w:rPr>
                 <w:rFonts w:ascii="Liberation Mono" w:hAnsi="Liberation Mono"/>
               </w:rPr>
               <w:t>concat</w:t>
             </w:r>
-            <w:proofErr w:type="spellEnd"/>
             <w:r>
               <w:t xml:space="preserve"> vs </w:t>
             </w:r>
@@ -3567,14 +3474,12 @@
             <w:pPr>
               <w:pStyle w:val="TableContents"/>
             </w:pPr>
-            <w:proofErr w:type="spellStart"/>
             <w:r>
               <w:rPr>
                 <w:rFonts w:ascii="Liberation Mono" w:hAnsi="Liberation Mono"/>
               </w:rPr>
               <w:t>concat_wide</w:t>
             </w:r>
-            <w:proofErr w:type="spellEnd"/>
             <w:r>
               <w:t xml:space="preserve"> vs </w:t>
             </w:r>
@@ -3652,25 +3557,21 @@
             <w:pPr>
               <w:pStyle w:val="TableContents"/>
             </w:pPr>
-            <w:proofErr w:type="spellStart"/>
             <w:r>
               <w:rPr>
                 <w:rFonts w:ascii="Liberation Mono" w:hAnsi="Liberation Mono"/>
               </w:rPr>
               <w:t>concat</w:t>
             </w:r>
-            <w:proofErr w:type="spellEnd"/>
             <w:r>
               <w:t xml:space="preserve"> vs </w:t>
             </w:r>
-            <w:proofErr w:type="spellStart"/>
             <w:r>
               <w:rPr>
                 <w:rFonts w:ascii="Liberation Mono" w:hAnsi="Liberation Mono"/>
               </w:rPr>
               <w:t>concat_wide</w:t>
             </w:r>
-            <w:proofErr w:type="spellEnd"/>
           </w:p>
         </w:tc>
         <w:tc>
@@ -3737,11 +3638,8 @@
         <w:pStyle w:val="Tekstpodstawowy"/>
       </w:pPr>
       <w:r>
-        <w:t>Image reliance rises monotonically from the unidirectional variant (+0.006) through full cross-</w:t>
-      </w:r>
-      <w:r>
         <w:lastRenderedPageBreak/>
-        <w:t>attention (+0.013) to concatenation (+0.018)</w:t>
+        <w:t>Image reliance rises monotonically from the unidirectional variant (+0.006) through full cross-attention (+0.013) to concatenation (+0.018)</w:t>
       </w:r>
       <w:r>
         <w:t xml:space="preserve"> </w:t>
@@ -3756,14 +3654,12 @@
       <w:r>
         <w:t xml:space="preserve">. The only comparison surviving Holm correction is </w:t>
       </w:r>
-      <w:proofErr w:type="spellStart"/>
       <w:r>
         <w:rPr>
           <w:rFonts w:ascii="Liberation Mono" w:hAnsi="Liberation Mono"/>
         </w:rPr>
         <w:t>concat</w:t>
       </w:r>
-      <w:proofErr w:type="spellEnd"/>
       <w:r>
         <w:t xml:space="preserve"> versus </w:t>
       </w:r>
@@ -3785,14 +3681,12 @@
       <w:r>
         <w:t xml:space="preserve"> Notably, in an earlier iteration of this analysis, performed before normal-tissue slides were filtered out, the </w:t>
       </w:r>
-      <w:proofErr w:type="spellStart"/>
       <w:r>
         <w:rPr>
           <w:rFonts w:ascii="Liberation Mono" w:hAnsi="Liberation Mono"/>
         </w:rPr>
         <w:t>rely_img</w:t>
       </w:r>
-      <w:proofErr w:type="spellEnd"/>
       <w:r>
         <w:t xml:space="preserve"> of </w:t>
       </w:r>
@@ -3813,14 +3707,12 @@
       <w:r>
         <w:t xml:space="preserve">Consistently, the </w:t>
       </w:r>
-      <w:proofErr w:type="spellStart"/>
       <w:r>
         <w:rPr>
           <w:rFonts w:ascii="Liberation Mono" w:hAnsi="Liberation Mono"/>
         </w:rPr>
         <w:t>concat</w:t>
       </w:r>
-      <w:proofErr w:type="spellEnd"/>
       <w:r>
         <w:t xml:space="preserve"> arm, with 2.4-fold fewer parameters, uses the image more effectively than </w:t>
       </w:r>
@@ -3841,14 +3733,12 @@
       <w:r>
         <w:t xml:space="preserve">The </w:t>
       </w:r>
-      <w:proofErr w:type="spellStart"/>
       <w:r>
         <w:rPr>
           <w:rFonts w:ascii="Liberation Mono" w:hAnsi="Liberation Mono"/>
         </w:rPr>
         <w:t>rely_tab</w:t>
       </w:r>
-      <w:proofErr w:type="spellEnd"/>
       <w:r>
         <w:t xml:space="preserve"> measure proved too noisy to support inference (e.g. </w:t>
       </w:r>
@@ -3861,11 +3751,6 @@
       <w:r>
         <w:t>: +0.152 with SD 0.140) and is not reported as a result.</w:t>
       </w:r>
-    </w:p>
-    <w:p>
-      <w:pPr>
-        <w:pStyle w:val="Tekstpodstawowy"/>
-      </w:pPr>
     </w:p>
     <w:p>
       <w:pPr>
@@ -3887,25 +3772,20 @@
       <w:r>
         <w:t xml:space="preserve"> </w:t>
       </w:r>
-      <w:proofErr w:type="spellStart"/>
       <w:r>
         <w:rPr>
           <w:rFonts w:ascii="Liberation Mono" w:hAnsi="Liberation Mono"/>
         </w:rPr>
         <w:t>rely_img</w:t>
       </w:r>
-      <w:proofErr w:type="spellEnd"/>
-      <w:r>
-        <w:t xml:space="preserve"> for multimodal arms with confidence intervals; the drop to zero for </w:t>
-      </w:r>
-      <w:r>
-        <w:rPr>
-          <w:rFonts w:ascii="Liberation Mono" w:hAnsi="Liberation Mono"/>
-        </w:rPr>
-        <w:t>cross_a2b</w:t>
-      </w:r>
-      <w:r>
-        <w:t xml:space="preserve"> highlighted.</w:t>
+      <w:r>
+        <w:t xml:space="preserve"> for multimodal arms with confidence intervals; </w:t>
+      </w:r>
+      <w:r>
+        <w:t>image reliance rises monotonically from the unidirectional variant to plain concatenation</w:t>
+      </w:r>
+      <w:r>
+        <w:t>.</w:t>
       </w:r>
     </w:p>
     <w:p>
@@ -4248,6 +4128,7 @@
         <w:pStyle w:val="Tekstpodstawowy"/>
       </w:pPr>
       <w:r>
+        <w:lastRenderedPageBreak/>
         <w:t xml:space="preserve">Variance arising from weight initialisation exceeds variance across all architectures studied by a factor of </w:t>
       </w:r>
       <w:r>
@@ -4510,14 +4391,12 @@
             <w:pPr>
               <w:pStyle w:val="TableContents"/>
             </w:pPr>
-            <w:proofErr w:type="spellStart"/>
             <w:r>
               <w:rPr>
                 <w:rFonts w:ascii="Liberation Mono" w:hAnsi="Liberation Mono"/>
               </w:rPr>
               <w:t>img</w:t>
             </w:r>
-            <w:proofErr w:type="spellEnd"/>
           </w:p>
         </w:tc>
         <w:tc>
@@ -4697,14 +4576,12 @@
             <w:pPr>
               <w:pStyle w:val="TableContents"/>
             </w:pPr>
-            <w:proofErr w:type="spellStart"/>
             <w:r>
               <w:rPr>
                 <w:rFonts w:ascii="Liberation Mono" w:hAnsi="Liberation Mono"/>
               </w:rPr>
               <w:t>concat</w:t>
             </w:r>
-            <w:proofErr w:type="spellEnd"/>
           </w:p>
         </w:tc>
         <w:tc>
@@ -4790,14 +4667,12 @@
             <w:pPr>
               <w:pStyle w:val="TableContents"/>
             </w:pPr>
-            <w:proofErr w:type="spellStart"/>
             <w:r>
               <w:rPr>
                 <w:rFonts w:ascii="Liberation Mono" w:hAnsi="Liberation Mono"/>
               </w:rPr>
               <w:t>concat_wide</w:t>
             </w:r>
-            <w:proofErr w:type="spellEnd"/>
           </w:p>
         </w:tc>
         <w:tc>
@@ -4989,15 +4864,7 @@
         <w:pStyle w:val="Tekstpodstawowy"/>
       </w:pPr>
       <w:r>
-        <w:t xml:space="preserve">Under site-based splitting, the between-fold standard deviation rises from 0.096 to 0.147 and no comparison survived Holm correction (smallest </w:t>
-      </w:r>
-      <w:proofErr w:type="spellStart"/>
-      <w:r>
-        <w:t>p_Holm</w:t>
-      </w:r>
-      <w:proofErr w:type="spellEnd"/>
-      <w:r>
-        <w:t xml:space="preserve"> = 0.164).</w:t>
+        <w:t>Under site-based splitting, the between-fold standard deviation rises from 0.096 to 0.147 and no comparison survived Holm correction (smallest p_Holm = 0.164).</w:t>
       </w:r>
       <w:r>
         <w:t xml:space="preserve"> </w:t>
@@ -5037,14 +4904,12 @@
       <w:r>
         <w:t xml:space="preserve">The </w:t>
       </w:r>
-      <w:proofErr w:type="spellStart"/>
       <w:r>
         <w:rPr>
           <w:rFonts w:ascii="Liberation Mono" w:hAnsi="Liberation Mono"/>
         </w:rPr>
         <w:t>concat</w:t>
       </w:r>
-      <w:proofErr w:type="spellEnd"/>
       <w:r>
         <w:t xml:space="preserve"> versus </w:t>
       </w:r>
@@ -5057,14 +4922,12 @@
       <w:r>
         <w:t xml:space="preserve"> comparison on </w:t>
       </w:r>
-      <w:proofErr w:type="spellStart"/>
       <w:r>
         <w:rPr>
           <w:rFonts w:ascii="Liberation Mono" w:hAnsi="Liberation Mono"/>
         </w:rPr>
         <w:t>rely_img</w:t>
       </w:r>
-      <w:proofErr w:type="spellEnd"/>
       <w:r>
         <w:t xml:space="preserve"> was performed four times in different configurations</w:t>
       </w:r>
@@ -5675,14 +5538,12 @@
             <w:pPr>
               <w:pStyle w:val="TableContents"/>
             </w:pPr>
-            <w:proofErr w:type="spellStart"/>
             <w:r>
               <w:rPr>
                 <w:rFonts w:ascii="Liberation Mono" w:hAnsi="Liberation Mono"/>
               </w:rPr>
               <w:t>late_rank</w:t>
             </w:r>
-            <w:proofErr w:type="spellEnd"/>
             <w:r>
               <w:t xml:space="preserve"> (rank averaging)</w:t>
             </w:r>
@@ -5740,14 +5601,12 @@
             <w:pPr>
               <w:pStyle w:val="TableContents"/>
             </w:pPr>
-            <w:proofErr w:type="spellStart"/>
             <w:r>
               <w:rPr>
                 <w:rFonts w:ascii="Liberation Mono" w:hAnsi="Liberation Mono"/>
               </w:rPr>
               <w:t>late_mean</w:t>
             </w:r>
-            <w:proofErr w:type="spellEnd"/>
             <w:r>
               <w:t xml:space="preserve"> (arithmetic averaging)</w:t>
             </w:r>
@@ -5802,14 +5661,12 @@
             <w:pPr>
               <w:pStyle w:val="TableContents"/>
             </w:pPr>
-            <w:proofErr w:type="spellStart"/>
             <w:r>
               <w:rPr>
                 <w:rFonts w:ascii="Liberation Mono" w:hAnsi="Liberation Mono"/>
               </w:rPr>
               <w:t>concat</w:t>
             </w:r>
-            <w:proofErr w:type="spellEnd"/>
           </w:p>
         </w:tc>
         <w:tc>
@@ -5975,14 +5832,12 @@
             <w:pPr>
               <w:pStyle w:val="TableContents"/>
             </w:pPr>
-            <w:proofErr w:type="spellStart"/>
             <w:r>
               <w:rPr>
                 <w:rFonts w:ascii="Liberation Mono" w:hAnsi="Liberation Mono"/>
               </w:rPr>
               <w:t>img</w:t>
             </w:r>
-            <w:proofErr w:type="spellEnd"/>
           </w:p>
         </w:tc>
         <w:tc>
@@ -6353,11 +6208,9 @@
               <w:pStyle w:val="TableHeading"/>
               <w:jc w:val="left"/>
             </w:pPr>
-            <w:proofErr w:type="spellStart"/>
             <w:r>
               <w:t>p_Holm</w:t>
             </w:r>
-            <w:proofErr w:type="spellEnd"/>
           </w:p>
         </w:tc>
       </w:tr>
@@ -6374,25 +6227,21 @@
             <w:pPr>
               <w:pStyle w:val="TableContents"/>
             </w:pPr>
-            <w:proofErr w:type="spellStart"/>
             <w:r>
               <w:rPr>
                 <w:rFonts w:ascii="Liberation Mono" w:hAnsi="Liberation Mono"/>
               </w:rPr>
               <w:t>late_rank</w:t>
             </w:r>
-            <w:proofErr w:type="spellEnd"/>
             <w:r>
               <w:t xml:space="preserve"> vs </w:t>
             </w:r>
-            <w:proofErr w:type="spellStart"/>
             <w:r>
               <w:rPr>
                 <w:rFonts w:ascii="Liberation Mono" w:hAnsi="Liberation Mono"/>
               </w:rPr>
               <w:t>img</w:t>
             </w:r>
-            <w:proofErr w:type="spellEnd"/>
           </w:p>
         </w:tc>
         <w:tc>
@@ -6464,14 +6313,12 @@
             <w:pPr>
               <w:pStyle w:val="TableContents"/>
             </w:pPr>
-            <w:proofErr w:type="spellStart"/>
             <w:r>
               <w:rPr>
                 <w:rFonts w:ascii="Liberation Mono" w:hAnsi="Liberation Mono"/>
               </w:rPr>
               <w:t>late_rank</w:t>
             </w:r>
-            <w:proofErr w:type="spellEnd"/>
             <w:r>
               <w:t xml:space="preserve"> vs </w:t>
             </w:r>
@@ -6552,14 +6399,12 @@
             <w:pPr>
               <w:pStyle w:val="TableContents"/>
             </w:pPr>
-            <w:proofErr w:type="spellStart"/>
             <w:r>
               <w:rPr>
                 <w:rFonts w:ascii="Liberation Mono" w:hAnsi="Liberation Mono"/>
               </w:rPr>
               <w:t>late_rank</w:t>
             </w:r>
-            <w:proofErr w:type="spellEnd"/>
             <w:r>
               <w:t xml:space="preserve"> vs </w:t>
             </w:r>
@@ -6640,25 +6485,21 @@
             <w:pPr>
               <w:pStyle w:val="TableContents"/>
             </w:pPr>
-            <w:proofErr w:type="spellStart"/>
             <w:r>
               <w:rPr>
                 <w:rFonts w:ascii="Liberation Mono" w:hAnsi="Liberation Mono"/>
               </w:rPr>
               <w:t>late_rank</w:t>
             </w:r>
-            <w:proofErr w:type="spellEnd"/>
             <w:r>
               <w:t xml:space="preserve"> vs </w:t>
             </w:r>
-            <w:proofErr w:type="spellStart"/>
             <w:r>
               <w:rPr>
                 <w:rFonts w:ascii="Liberation Mono" w:hAnsi="Liberation Mono"/>
               </w:rPr>
               <w:t>concat</w:t>
             </w:r>
-            <w:proofErr w:type="spellEnd"/>
           </w:p>
         </w:tc>
         <w:tc>
@@ -6730,7 +6571,6 @@
             <w:pPr>
               <w:pStyle w:val="TableContents"/>
             </w:pPr>
-            <w:proofErr w:type="spellStart"/>
             <w:r>
               <w:rPr>
                 <w:rFonts w:ascii="Liberation Mono" w:hAnsi="Liberation Mono"/>
@@ -6738,18 +6578,15 @@
               <w:lastRenderedPageBreak/>
               <w:t>late_mean</w:t>
             </w:r>
-            <w:proofErr w:type="spellEnd"/>
             <w:r>
               <w:t xml:space="preserve"> vs </w:t>
             </w:r>
-            <w:proofErr w:type="spellStart"/>
             <w:r>
               <w:rPr>
                 <w:rFonts w:ascii="Liberation Mono" w:hAnsi="Liberation Mono"/>
               </w:rPr>
               <w:t>img</w:t>
             </w:r>
-            <w:proofErr w:type="spellEnd"/>
           </w:p>
         </w:tc>
         <w:tc>
@@ -6821,14 +6658,12 @@
             <w:pPr>
               <w:pStyle w:val="TableContents"/>
             </w:pPr>
-            <w:proofErr w:type="spellStart"/>
             <w:r>
               <w:rPr>
                 <w:rFonts w:ascii="Liberation Mono" w:hAnsi="Liberation Mono"/>
               </w:rPr>
               <w:t>late_mean</w:t>
             </w:r>
-            <w:proofErr w:type="spellEnd"/>
             <w:r>
               <w:t xml:space="preserve"> vs </w:t>
             </w:r>
@@ -6911,7 +6746,6 @@
       <w:pPr>
         <w:pStyle w:val="Tekstpodstawowy"/>
       </w:pPr>
-      <w:proofErr w:type="spellStart"/>
       <w:r>
         <w:rPr>
           <w:rFonts w:ascii="Liberation Mono" w:hAnsi="Liberation Mono"/>
@@ -6919,7 +6753,6 @@
         </w:rPr>
         <w:t>late_rank</w:t>
       </w:r>
-      <w:proofErr w:type="spellEnd"/>
       <w:r>
         <w:rPr>
           <w:b/>
@@ -7093,33 +6926,11 @@
       <w:r>
         <w:t xml:space="preserve"> In the A→B direction the query is the clinical vector, and the residual connection </w:t>
       </w:r>
-      <w:proofErr w:type="spellStart"/>
       <w:r>
         <w:rPr>
           <w:rFonts w:ascii="Liberation Mono" w:hAnsi="Liberation Mono"/>
         </w:rPr>
-        <w:t>LayerNorm</w:t>
-      </w:r>
-      <w:proofErr w:type="spellEnd"/>
-      <w:r>
-        <w:rPr>
-          <w:rFonts w:ascii="Liberation Mono" w:hAnsi="Liberation Mono"/>
-        </w:rPr>
-        <w:t>(q + Attention(</w:t>
-      </w:r>
-      <w:proofErr w:type="spellStart"/>
-      <w:r>
-        <w:rPr>
-          <w:rFonts w:ascii="Liberation Mono" w:hAnsi="Liberation Mono"/>
-        </w:rPr>
-        <w:t>q,K,V</w:t>
-      </w:r>
-      <w:proofErr w:type="spellEnd"/>
-      <w:r>
-        <w:rPr>
-          <w:rFonts w:ascii="Liberation Mono" w:hAnsi="Liberation Mono"/>
-        </w:rPr>
-        <w:t>))</w:t>
+        <w:t>LayerNorm(q + Attention(q,K,V))</w:t>
       </w:r>
       <w:r>
         <w:t xml:space="preserve"> passes it directly to the output. The model may therefore zero the attention weights without losing clinical signal, rendering the image optional.</w:t>
@@ -7143,15 +6954,7 @@
       </w:r>
       <w:r>
         <w:lastRenderedPageBreak/>
-        <w:t>cause, but it permits nearly costless disregard of a mechanism whose own informational contribution is small (</w:t>
-      </w:r>
-      <w:proofErr w:type="spellStart"/>
-      <w:r>
-        <w:t>rely_img</w:t>
-      </w:r>
-      <w:proofErr w:type="spellEnd"/>
-      <w:r>
-        <w:t xml:space="preserve"> of the unidirectional variant +0.006 versus +0.018 for concatenation).</w:t>
+        <w:t>cause, but it permits nearly costless disregard of a mechanism whose own informational contribution is small (rely_img of the unidirectional variant +0.006 versus +0.018 for concatenation).</w:t>
       </w:r>
     </w:p>
     <w:p>
@@ -7190,15 +6993,7 @@
         <w:t>(a) Feature modulation instead of attention.</w:t>
       </w:r>
       <w:r>
-        <w:t xml:space="preserve"> The </w:t>
-      </w:r>
-      <w:proofErr w:type="spellStart"/>
-      <w:r>
-        <w:t>FiLM</w:t>
-      </w:r>
-      <w:proofErr w:type="spellEnd"/>
-      <w:r>
-        <w:t xml:space="preserve"> mechanism </w:t>
+        <w:t xml:space="preserve"> The FiLM mechanism </w:t>
       </w:r>
       <w:r>
         <w:t>[10]</w:t>
@@ -7214,31 +7009,7 @@
         <w:spacing w:after="283"/>
       </w:pPr>
       <w:r>
-        <w:t>h' = γ(</w:t>
-      </w:r>
-      <w:proofErr w:type="spellStart"/>
-      <w:r>
-        <w:t>x_clin</w:t>
-      </w:r>
-      <w:proofErr w:type="spellEnd"/>
-      <w:r>
-        <w:t xml:space="preserve">) ⊙ </w:t>
-      </w:r>
-      <w:proofErr w:type="spellStart"/>
-      <w:r>
-        <w:t>h_image</w:t>
-      </w:r>
-      <w:proofErr w:type="spellEnd"/>
-      <w:r>
-        <w:t xml:space="preserve"> + β(</w:t>
-      </w:r>
-      <w:proofErr w:type="spellStart"/>
-      <w:r>
-        <w:t>x_clin</w:t>
-      </w:r>
-      <w:proofErr w:type="spellEnd"/>
-      <w:r>
-        <w:t>)</w:t>
+        <w:t>h' = γ(x_clin) ⊙ h_image + β(x_clin)</w:t>
       </w:r>
     </w:p>
     <w:p>
@@ -7266,15 +7037,7 @@
         <w:t>[11]</w:t>
       </w:r>
       <w:r>
-        <w:t xml:space="preserve">) converts a single vector into a sequence whose length equals the number of features — 26 tokens in the present work. The B→A direction then ceases to be degenerate: the </w:t>
-      </w:r>
-      <w:proofErr w:type="spellStart"/>
-      <w:r>
-        <w:t>softmax</w:t>
-      </w:r>
-      <w:proofErr w:type="spellEnd"/>
-      <w:r>
-        <w:t xml:space="preserve"> spans 26 elements, so each image region may selectively attend to specific clinical variables. This is the remedy closest to the architecture's original intention and simultaneously a direct test of the diagnosis offered here: if dimensional degeneracy is the cause of the mechanism's vacuity, tokenisation should remove it. The cost is an increase in parameters and a risk of overfitting on a small cohort.</w:t>
+        <w:t>) converts a single vector into a sequence whose length equals the number of features — 26 tokens in the present work. The B→A direction then ceases to be degenerate: the softmax spans 26 elements, so each image region may selectively attend to specific clinical variables. This is the remedy closest to the architecture's original intention and simultaneously a direct test of the diagnosis offered here: if dimensional degeneracy is the cause of the mechanism's vacuity, tokenisation should remove it. The cost is an increase in parameters and a risk of overfitting on a small cohort.</w:t>
       </w:r>
     </w:p>
     <w:p>
@@ -7294,67 +7057,17 @@
         <w:rPr>
           <w:rFonts w:ascii="Liberation Mono" w:hAnsi="Liberation Mono"/>
         </w:rPr>
-        <w:t>g = σ(W[</w:t>
-      </w:r>
-      <w:proofErr w:type="spellStart"/>
+        <w:t>g = σ(W[h_image; h_clin])</w:t>
+      </w:r>
+      <w:r>
+        <w:t xml:space="preserve"> weights the modalities per patient: </w:t>
+      </w:r>
       <w:r>
         <w:rPr>
           <w:rFonts w:ascii="Liberation Mono" w:hAnsi="Liberation Mono"/>
         </w:rPr>
-        <w:t>h_image</w:t>
-      </w:r>
-      <w:proofErr w:type="spellEnd"/>
-      <w:r>
-        <w:rPr>
-          <w:rFonts w:ascii="Liberation Mono" w:hAnsi="Liberation Mono"/>
-        </w:rPr>
-        <w:t xml:space="preserve">; </w:t>
-      </w:r>
-      <w:proofErr w:type="spellStart"/>
-      <w:r>
-        <w:rPr>
-          <w:rFonts w:ascii="Liberation Mono" w:hAnsi="Liberation Mono"/>
-        </w:rPr>
-        <w:t>h_clin</w:t>
-      </w:r>
-      <w:proofErr w:type="spellEnd"/>
-      <w:r>
-        <w:rPr>
-          <w:rFonts w:ascii="Liberation Mono" w:hAnsi="Liberation Mono"/>
-        </w:rPr>
-        <w:t>])</w:t>
-      </w:r>
-      <w:r>
-        <w:t xml:space="preserve"> weights the modalities per patient: </w:t>
-      </w:r>
-      <w:r>
-        <w:rPr>
-          <w:rFonts w:ascii="Liberation Mono" w:hAnsi="Liberation Mono"/>
-        </w:rPr>
-        <w:t xml:space="preserve">h = g ⊙ </w:t>
-      </w:r>
-      <w:proofErr w:type="spellStart"/>
-      <w:r>
-        <w:rPr>
-          <w:rFonts w:ascii="Liberation Mono" w:hAnsi="Liberation Mono"/>
-        </w:rPr>
-        <w:t>h_image</w:t>
-      </w:r>
-      <w:proofErr w:type="spellEnd"/>
-      <w:r>
-        <w:rPr>
-          <w:rFonts w:ascii="Liberation Mono" w:hAnsi="Liberation Mono"/>
-        </w:rPr>
-        <w:t xml:space="preserve"> + (1−g) ⊙ </w:t>
-      </w:r>
-      <w:proofErr w:type="spellStart"/>
-      <w:r>
-        <w:rPr>
-          <w:rFonts w:ascii="Liberation Mono" w:hAnsi="Liberation Mono"/>
-        </w:rPr>
-        <w:t>h_clin</w:t>
-      </w:r>
-      <w:proofErr w:type="spellEnd"/>
+        <w:t>h = g ⊙ h_image + (1−g) ⊙ h_clin</w:t>
+      </w:r>
       <w:r>
         <w:t>. This is parametrically inexpensive, and the distribution of gate values is directly interpretable — it permits reporting the proportion of patients for whom the model actually relies on morphology.</w:t>
       </w:r>
@@ -7585,15 +7298,7 @@
         <w:t>absent from the training set</w:t>
       </w:r>
       <w:r>
-        <w:t xml:space="preserve">; with 33 sites and a 4:1 split, the training set covers most protocol variability. A decisive test would be stain normalisation by the </w:t>
-      </w:r>
-      <w:proofErr w:type="spellStart"/>
-      <w:r>
-        <w:t>Macenko</w:t>
-      </w:r>
-      <w:proofErr w:type="spellEnd"/>
-      <w:r>
-        <w:t xml:space="preserve"> method, or validation on an external cohort.</w:t>
+        <w:t>; with 33 sites and a 4:1 split, the training set covers most protocol variability. A decisive test would be stain normalisation by the Macenko method, or validation on an external cohort.</w:t>
       </w:r>
       <w:r>
         <w:t xml:space="preserve"> </w:t>
@@ -7736,48 +7441,9 @@
     <w:p>
       <w:pPr>
         <w:pStyle w:val="Tekstpodstawowy"/>
-      </w:pPr>
-      <w:r>
-        <w:t xml:space="preserve">5a. </w:t>
-      </w:r>
-      <w:r>
-        <w:rPr>
-          <w:b/>
-        </w:rPr>
-        <w:t>No stain or magnification normalisation.</w:t>
-      </w:r>
-      <w:r>
-        <w:t xml:space="preserve"> TCGA slides mix 20× and 40× scans (in the sample examined, </w:t>
-      </w:r>
-      <w:proofErr w:type="spellStart"/>
-      <w:r>
-        <w:rPr>
-          <w:rFonts w:ascii="Liberation Mono" w:hAnsi="Liberation Mono"/>
-        </w:rPr>
-        <w:t>AppMag</w:t>
-      </w:r>
-      <w:proofErr w:type="spellEnd"/>
-      <w:r>
-        <w:t xml:space="preserve"> = 40, </w:t>
-      </w:r>
-      <w:proofErr w:type="spellStart"/>
-      <w:r>
-        <w:rPr>
-          <w:rFonts w:ascii="Liberation Mono" w:hAnsi="Liberation Mono"/>
-        </w:rPr>
-        <w:t>mpp</w:t>
-      </w:r>
-      <w:proofErr w:type="spellEnd"/>
-      <w:r>
-        <w:t xml:space="preserve"> = 0.252), and patches were taken at level 0, giving different physical scales across slides.</w:t>
-      </w:r>
-    </w:p>
-    <w:p>
-      <w:pPr>
-        <w:pStyle w:val="Tekstpodstawowy"/>
         <w:numPr>
           <w:ilvl w:val="0"/>
-          <w:numId w:val="8"/>
+          <w:numId w:val="7"/>
         </w:numPr>
         <w:tabs>
           <w:tab w:val="left" w:pos="709"/>
@@ -7787,10 +7453,28 @@
         <w:rPr>
           <w:b/>
         </w:rPr>
-        <w:t>IHC-based rather than expression-based labels.</w:t>
-      </w:r>
-      <w:r>
-        <w:t xml:space="preserve"> Concordance of the IHC surrogate with PAM50 classification is 75–80%, so some errors may reflect label limitations.</w:t>
+        <w:t>No stain or magnification normalisation.</w:t>
+      </w:r>
+      <w:r>
+        <w:t xml:space="preserve"> TCGA slides mix 20× and 40× scans (in the sample examined, </w:t>
+      </w:r>
+      <w:r>
+        <w:rPr>
+          <w:rFonts w:ascii="Liberation Mono" w:hAnsi="Liberation Mono"/>
+        </w:rPr>
+        <w:t>AppMag</w:t>
+      </w:r>
+      <w:r>
+        <w:t xml:space="preserve"> = 40, </w:t>
+      </w:r>
+      <w:r>
+        <w:rPr>
+          <w:rFonts w:ascii="Liberation Mono" w:hAnsi="Liberation Mono"/>
+        </w:rPr>
+        <w:t>mpp</w:t>
+      </w:r>
+      <w:r>
+        <w:t xml:space="preserve"> = 0.252), and patches were taken at level 0, giving different physical scales across slides.</w:t>
       </w:r>
     </w:p>
     <w:p>
@@ -7798,7 +7482,7 @@
         <w:pStyle w:val="Tekstpodstawowy"/>
         <w:numPr>
           <w:ilvl w:val="0"/>
-          <w:numId w:val="8"/>
+          <w:numId w:val="7"/>
         </w:numPr>
         <w:tabs>
           <w:tab w:val="left" w:pos="709"/>
@@ -7808,10 +7492,10 @@
         <w:rPr>
           <w:b/>
         </w:rPr>
-        <w:t>Uneven fold sizes under site-based splitting</w:t>
-      </w:r>
-      <w:r>
-        <w:t xml:space="preserve"> (12 to 114 patients) — an unavoidable consequence of one site constituting 20% of the cohort. The site-split analysis (Section 3.5) was moreover performed on pre-filtering data.</w:t>
+        <w:t>IHC-based rather than expression-based labels.</w:t>
+      </w:r>
+      <w:r>
+        <w:t xml:space="preserve"> Concordance of the IHC surrogate with PAM50 classification is 75–80%, so some errors may reflect label limitations.</w:t>
       </w:r>
     </w:p>
     <w:p>
@@ -7819,7 +7503,28 @@
         <w:pStyle w:val="Tekstpodstawowy"/>
         <w:numPr>
           <w:ilvl w:val="0"/>
-          <w:numId w:val="8"/>
+          <w:numId w:val="7"/>
+        </w:numPr>
+        <w:tabs>
+          <w:tab w:val="left" w:pos="709"/>
+        </w:tabs>
+      </w:pPr>
+      <w:r>
+        <w:rPr>
+          <w:b/>
+        </w:rPr>
+        <w:t>Uneven fold sizes under site-based splitting</w:t>
+      </w:r>
+      <w:r>
+        <w:t xml:space="preserve"> (12 to 114 patients) — an unavoidable consequence of one site constituting 20% of the cohort. The site-split analysis (Section 3.5) was moreover performed on pre-filtering data.</w:t>
+      </w:r>
+    </w:p>
+    <w:p>
+      <w:pPr>
+        <w:pStyle w:val="Tekstpodstawowy"/>
+        <w:numPr>
+          <w:ilvl w:val="0"/>
+          <w:numId w:val="7"/>
         </w:numPr>
         <w:tabs>
           <w:tab w:val="left" w:pos="709"/>
@@ -7965,7 +7670,17 @@
           <w:sz w:val="24"/>
           <w:szCs w:val="24"/>
         </w:rPr>
-        <w:t>The code comprises the complete pipeline: slide processing, TCGA barcode-based material filtering, dataset construction, image representation precomputation, deterministic training and evaluation, late-fusion analysis, and figure and table generation. Code is available at [DOI/URL].</w:t>
+        <w:t xml:space="preserve">The code comprises the complete pipeline: slide processing, TCGA barcode-based material filtering, dataset construction, image representation precomputation, deterministic training and evaluation, late-fusion analysis, and figure and table generation. </w:t>
+      </w:r>
+      <w:r>
+        <w:rPr>
+          <w:rFonts w:ascii="Liberation Serif" w:eastAsia="NSimSun" w:hAnsi="Liberation Serif"/>
+          <w:b w:val="0"/>
+          <w:bCs w:val="0"/>
+          <w:sz w:val="24"/>
+          <w:szCs w:val="24"/>
+        </w:rPr>
+        <w:t>The code is available at https://doi.org/10.5281/zenodo.22129327 (all versions); the results presented in this paper were generated using version v1.0.0, https://doi.org/10.5281/zenodo.22129328.</w:t>
       </w:r>
     </w:p>
     <w:p>
@@ -8003,15 +7718,7 @@
         <w:t>Attention Is All You Need.</w:t>
       </w:r>
       <w:r>
-        <w:t xml:space="preserve"> </w:t>
-      </w:r>
-      <w:proofErr w:type="spellStart"/>
-      <w:r>
-        <w:t>NeurIPS</w:t>
-      </w:r>
-      <w:proofErr w:type="spellEnd"/>
-      <w:r>
-        <w:t xml:space="preserve"> 2017.</w:t>
+        <w:t xml:space="preserve"> NeurIPS 2017.</w:t>
       </w:r>
     </w:p>
     <w:p>
@@ -8025,19 +7732,11 @@
       <w:r>
         <w:t xml:space="preserve">Tan M., Le Q. </w:t>
       </w:r>
-      <w:proofErr w:type="spellStart"/>
       <w:r>
         <w:rPr>
           <w:i/>
         </w:rPr>
-        <w:t>EfficientNet</w:t>
-      </w:r>
-      <w:proofErr w:type="spellEnd"/>
-      <w:r>
-        <w:rPr>
-          <w:i/>
-        </w:rPr>
-        <w:t>: Rethinking Model Scaling for Convolutional Neural Networks.</w:t>
+        <w:t>EfficientNet: Rethinking Model Scaling for Convolutional Neural Networks.</w:t>
       </w:r>
       <w:r>
         <w:t xml:space="preserve"> ICML 2019.</w:t>
@@ -8051,13 +7750,8 @@
           <w:numId w:val="12"/>
         </w:numPr>
       </w:pPr>
-      <w:proofErr w:type="spellStart"/>
-      <w:r>
-        <w:t>Neverova</w:t>
-      </w:r>
-      <w:proofErr w:type="spellEnd"/>
-      <w:r>
-        <w:t xml:space="preserve"> N. </w:t>
+      <w:r>
+        <w:t xml:space="preserve">Neverova N. </w:t>
       </w:r>
       <w:r>
         <w:t>et al.</w:t>
@@ -8065,19 +7759,11 @@
       <w:r>
         <w:t xml:space="preserve"> </w:t>
       </w:r>
-      <w:proofErr w:type="spellStart"/>
       <w:r>
         <w:rPr>
           <w:i/>
         </w:rPr>
-        <w:t>ModDrop</w:t>
-      </w:r>
-      <w:proofErr w:type="spellEnd"/>
-      <w:r>
-        <w:rPr>
-          <w:i/>
-        </w:rPr>
-        <w:t>: adaptive multi-modal gesture recognition.</w:t>
+        <w:t>ModDrop: adaptive multi-modal gesture recognition.</w:t>
       </w:r>
       <w:r>
         <w:t xml:space="preserve"> IEEE TPAMI 2016.</w:t>
@@ -8118,13 +7804,8 @@
           <w:numId w:val="12"/>
         </w:numPr>
       </w:pPr>
-      <w:proofErr w:type="spellStart"/>
-      <w:r>
-        <w:t>Coudray</w:t>
-      </w:r>
-      <w:proofErr w:type="spellEnd"/>
-      <w:r>
-        <w:t xml:space="preserve"> N. </w:t>
+      <w:r>
+        <w:t xml:space="preserve">Coudray N. </w:t>
       </w:r>
       <w:r>
         <w:t>et al</w:t>
@@ -8204,13 +7885,8 @@
           <w:numId w:val="12"/>
         </w:numPr>
       </w:pPr>
-      <w:proofErr w:type="spellStart"/>
-      <w:r>
-        <w:t>Macenko</w:t>
-      </w:r>
-      <w:proofErr w:type="spellEnd"/>
-      <w:r>
-        <w:t xml:space="preserve"> M. </w:t>
+      <w:r>
+        <w:t xml:space="preserve">Macenko M. </w:t>
       </w:r>
       <w:r>
         <w:t>et al</w:t>
@@ -8252,15 +7928,7 @@
         <w:t>Accounting for Variance in Machine Learning Benchmarks.</w:t>
       </w:r>
       <w:r>
-        <w:t xml:space="preserve"> </w:t>
-      </w:r>
-      <w:proofErr w:type="spellStart"/>
-      <w:r>
-        <w:t>MLSys</w:t>
-      </w:r>
-      <w:proofErr w:type="spellEnd"/>
-      <w:r>
-        <w:t xml:space="preserve"> 2021.</w:t>
+        <w:t xml:space="preserve"> MLSys 2021.</w:t>
       </w:r>
     </w:p>
     <w:p>
@@ -8280,19 +7948,11 @@
       <w:r>
         <w:t xml:space="preserve">. </w:t>
       </w:r>
-      <w:proofErr w:type="spellStart"/>
       <w:r>
         <w:rPr>
           <w:i/>
         </w:rPr>
-        <w:t>FiLM</w:t>
-      </w:r>
-      <w:proofErr w:type="spellEnd"/>
-      <w:r>
-        <w:rPr>
-          <w:i/>
-        </w:rPr>
-        <w:t>: Visual Reasoning with a General Conditioning Layer.</w:t>
+        <w:t>FiLM: Visual Reasoning with a General Conditioning Layer.</w:t>
       </w:r>
       <w:r>
         <w:t xml:space="preserve"> AAAI 2018.</w:t>
@@ -8306,13 +7966,8 @@
           <w:numId w:val="12"/>
         </w:numPr>
       </w:pPr>
-      <w:proofErr w:type="spellStart"/>
-      <w:r>
-        <w:t>Gorishniy</w:t>
-      </w:r>
-      <w:proofErr w:type="spellEnd"/>
-      <w:r>
-        <w:t xml:space="preserve"> Y. </w:t>
+      <w:r>
+        <w:t xml:space="preserve">Gorishniy Y. </w:t>
       </w:r>
       <w:r>
         <w:t>et al</w:t>
@@ -8327,15 +7982,7 @@
         <w:t>Revisiting Deep Learning Models for Tabular Data.</w:t>
       </w:r>
       <w:r>
-        <w:t xml:space="preserve"> </w:t>
-      </w:r>
-      <w:proofErr w:type="spellStart"/>
-      <w:r>
-        <w:t>NeurIPS</w:t>
-      </w:r>
-      <w:proofErr w:type="spellEnd"/>
-      <w:r>
-        <w:t xml:space="preserve"> 2021.</w:t>
+        <w:t xml:space="preserve"> NeurIPS 2021.</w:t>
       </w:r>
     </w:p>
     <w:p>
@@ -10593,6 +10240,17 @@
       <w:kern w:val="3"/>
     </w:rPr>
   </w:style>
+  <w:style w:type="character" w:styleId="Pogrubienie">
+    <w:name w:val="Strong"/>
+    <w:basedOn w:val="Domylnaczcionkaakapitu"/>
+    <w:uiPriority w:val="22"/>
+    <w:qFormat/>
+    <w:rsid w:val="002E0DAA"/>
+    <w:rPr>
+      <w:b/>
+      <w:bCs/>
+    </w:rPr>
+  </w:style>
 </w:styles>
 </file>
 
